--- a/content/support-access/access/Cirrus-TA-PumpPriming-form.docx
+++ b/content/support-access/access/Cirrus-TA-PumpPriming-form.docx
@@ -91,7 +91,7 @@
                         <a:effectLst/>
                         <a:extLst>
                           <a:ext uri="{C572A759-6A51-4108-AA02-DFA0A04FC94B}">
-                            <ma14:wrappingTextBoxFlag xmlns:ma14="http://schemas.microsoft.com/office/mac/drawingml/2011/main" xmlns:w="http://schemas.openxmlformats.org/wordprocessingml/2006/main" xmlns:w10="urn:schemas-microsoft-com:office:word" xmlns:v="urn:schemas-microsoft-com:vml" xmlns:o="urn:schemas-microsoft-com:office:office" xmlns:mv="urn:schemas-microsoft-com:mac:vml" xmlns:mo="http://schemas.microsoft.com/office/mac/office/2008/main" xmlns=""/>
+                            <ma14:wrappingTextBoxFlag xmlns="" xmlns:mo="http://schemas.microsoft.com/office/mac/office/2008/main" xmlns:mv="urn:schemas-microsoft-com:mac:vml" xmlns:o="urn:schemas-microsoft-com:office:office" xmlns:v="urn:schemas-microsoft-com:vml" xmlns:w10="urn:schemas-microsoft-com:office:word" xmlns:w="http://schemas.openxmlformats.org/wordprocessingml/2006/main" xmlns:ma14="http://schemas.microsoft.com/office/mac/drawingml/2011/main"/>
                           </a:ext>
                         </a:extLst>
                       </wps:spPr>
@@ -3168,21 +3168,7 @@
         <w:rPr>
           <w:rFonts w:asciiTheme="minorHAnsi" w:hAnsiTheme="minorHAnsi" w:cs="Arial"/>
         </w:rPr>
-        <w:t xml:space="preserve"> GiB of disk space. If you require more than </w:t>
-      </w:r>
-      <w:proofErr w:type="gramStart"/>
-      <w:r>
-        <w:rPr>
-          <w:rFonts w:asciiTheme="minorHAnsi" w:hAnsiTheme="minorHAnsi" w:cs="Arial"/>
-        </w:rPr>
-        <w:t>this</w:t>
-      </w:r>
-      <w:proofErr w:type="gramEnd"/>
-      <w:r>
-        <w:rPr>
-          <w:rFonts w:asciiTheme="minorHAnsi" w:hAnsiTheme="minorHAnsi" w:cs="Arial"/>
-        </w:rPr>
-        <w:t xml:space="preserve"> you should specify this here and justify t</w:t>
+        <w:t xml:space="preserve"> GiB of disk space. If you require more than this you should specify this here and justify t</w:t>
       </w:r>
       <w:r>
         <w:rPr>
@@ -3265,21 +3251,7 @@
         <w:rPr>
           <w:rFonts w:asciiTheme="minorHAnsi" w:hAnsiTheme="minorHAnsi" w:cs="Arial"/>
         </w:rPr>
-        <w:t xml:space="preserve">Please provide </w:t>
-      </w:r>
-      <w:proofErr w:type="gramStart"/>
-      <w:r>
-        <w:rPr>
-          <w:rFonts w:asciiTheme="minorHAnsi" w:hAnsiTheme="minorHAnsi" w:cs="Arial"/>
-        </w:rPr>
-        <w:t>a brief summary</w:t>
-      </w:r>
-      <w:proofErr w:type="gramEnd"/>
-      <w:r>
-        <w:rPr>
-          <w:rFonts w:asciiTheme="minorHAnsi" w:hAnsiTheme="minorHAnsi" w:cs="Arial"/>
-        </w:rPr>
-        <w:t xml:space="preserve"> (maximum 2 pages) stating why you are applying for </w:t>
+        <w:t xml:space="preserve">Please provide a brief summary (maximum 2 pages) stating why you are applying for </w:t>
       </w:r>
       <w:r>
         <w:rPr>
@@ -3501,7 +3473,19 @@
         <w:rPr>
           <w:rFonts w:asciiTheme="minorHAnsi" w:hAnsiTheme="minorHAnsi" w:cs="Arial"/>
         </w:rPr>
-        <w:t>out the data generated on Cirrus</w:t>
+        <w:t xml:space="preserve">out the data </w:t>
+      </w:r>
+      <w:r>
+        <w:rPr>
+          <w:rFonts w:asciiTheme="minorHAnsi" w:hAnsiTheme="minorHAnsi" w:cs="Arial"/>
+        </w:rPr>
+        <w:t xml:space="preserve">uploaded to and </w:t>
+      </w:r>
+      <w:r>
+        <w:rPr>
+          <w:rFonts w:asciiTheme="minorHAnsi" w:hAnsiTheme="minorHAnsi" w:cs="Arial"/>
+        </w:rPr>
+        <w:t>generated on Cirrus</w:t>
       </w:r>
       <w:r>
         <w:rPr>
@@ -3515,23 +3499,149 @@
         <w:spacing w:before="120" w:after="120"/>
         <w:rPr>
           <w:rFonts w:asciiTheme="minorHAnsi" w:hAnsiTheme="minorHAnsi" w:cs="Arial"/>
-        </w:rPr>
-      </w:pPr>
+          <w:b/>
+          <w:bCs/>
+        </w:rPr>
+      </w:pPr>
+      <w:r>
+        <w:rPr>
+          <w:rFonts w:asciiTheme="minorHAnsi" w:hAnsiTheme="minorHAnsi" w:cs="Arial"/>
+          <w:b/>
+          <w:bCs/>
+        </w:rPr>
+        <w:t xml:space="preserve">7.1 </w:t>
+      </w:r>
+      <w:r>
+        <w:rPr>
+          <w:rFonts w:asciiTheme="minorHAnsi" w:hAnsiTheme="minorHAnsi" w:cs="Arial"/>
+          <w:b/>
+          <w:bCs/>
+        </w:rPr>
+        <w:t>State the category of data that will be uploaded/generated on Cirrus</w:t>
+      </w:r>
+      <w:r>
+        <w:rPr>
+          <w:rFonts w:asciiTheme="minorHAnsi" w:hAnsiTheme="minorHAnsi" w:cs="Arial"/>
+          <w:b/>
+          <w:bCs/>
+        </w:rPr>
+        <w:t xml:space="preserve"> from the categories described at</w:t>
+      </w:r>
+      <w:r>
+        <w:rPr>
+          <w:rFonts w:asciiTheme="minorHAnsi" w:hAnsiTheme="minorHAnsi" w:cs="Arial"/>
+          <w:b/>
+          <w:bCs/>
+        </w:rPr>
+        <w:t xml:space="preserve">: </w:t>
+      </w:r>
+      <w:hyperlink r:id="rId12" w:history="1">
+        <w:r>
+          <w:rPr>
+            <w:rStyle w:val="Hyperlink"/>
+            <w:rFonts w:asciiTheme="minorHAnsi" w:hAnsiTheme="minorHAnsi" w:cs="Arial"/>
+            <w:b/>
+            <w:bCs/>
+          </w:rPr>
+          <w:t>https://edinburgh-international-data-facility.ed.ac.uk/about/policies/third-party-data</w:t>
+        </w:r>
+      </w:hyperlink>
+      <w:r>
+        <w:rPr>
+          <w:rFonts w:asciiTheme="minorHAnsi" w:hAnsiTheme="minorHAnsi" w:cs="Arial"/>
+          <w:b/>
+          <w:bCs/>
+        </w:rPr>
+        <w:t>?</w:t>
+      </w:r>
+      <w:r>
+        <w:rPr>
+          <w:rFonts w:asciiTheme="minorHAnsi" w:hAnsiTheme="minorHAnsi" w:cs="Arial"/>
+          <w:b/>
+          <w:bCs/>
+        </w:rPr>
+        <w:t xml:space="preserve"> </w:t>
+      </w:r>
+      <w:r>
+        <w:rPr>
+          <w:rFonts w:asciiTheme="minorHAnsi" w:hAnsiTheme="minorHAnsi" w:cs="Arial"/>
+          <w:b/>
+          <w:bCs/>
+        </w:rPr>
+        <w:t>If you need to, please include details of relevant data usage agreements with your access request.</w:t>
+      </w:r>
     </w:p>
     <w:p>
       <w:pPr>
         <w:spacing w:before="120" w:after="120"/>
         <w:rPr>
           <w:rFonts w:asciiTheme="minorHAnsi" w:hAnsiTheme="minorHAnsi" w:cs="Arial"/>
-          <w:b/>
-        </w:rPr>
-      </w:pPr>
-      <w:r>
-        <w:rPr>
-          <w:rFonts w:asciiTheme="minorHAnsi" w:hAnsiTheme="minorHAnsi" w:cs="Arial"/>
-          <w:b/>
-        </w:rPr>
-        <w:t xml:space="preserve">7.1 </w:t>
+        </w:rPr>
+      </w:pPr>
+      <w:r>
+        <w:rPr>
+          <w:rFonts w:asciiTheme="minorHAnsi" w:hAnsiTheme="minorHAnsi" w:cs="Arial"/>
+          <w:highlight w:val="cyan"/>
+        </w:rPr>
+        <w:t>[Describe what category from the link above your data falls under</w:t>
+      </w:r>
+      <w:r>
+        <w:rPr>
+          <w:rFonts w:asciiTheme="minorHAnsi" w:hAnsiTheme="minorHAnsi" w:cs="Arial"/>
+          <w:highlight w:val="cyan"/>
+        </w:rPr>
+        <w:t xml:space="preserve"> and, if required provide links to relevant data usage agreements</w:t>
+      </w:r>
+      <w:r>
+        <w:rPr>
+          <w:rFonts w:asciiTheme="minorHAnsi" w:hAnsiTheme="minorHAnsi" w:cs="Arial"/>
+          <w:highlight w:val="cyan"/>
+        </w:rPr>
+        <w:t>. If your data is not Government Data, Personal Data, Copyrighted Data or Ethically-</w:t>
+      </w:r>
+      <w:r>
+        <w:rPr>
+          <w:rFonts w:asciiTheme="minorHAnsi" w:hAnsiTheme="minorHAnsi" w:cs="Arial"/>
+          <w:highlight w:val="cyan"/>
+        </w:rPr>
+        <w:t xml:space="preserve">Sensitive Data, you can state </w:t>
+      </w:r>
+      <w:r>
+        <w:rPr>
+          <w:rFonts w:asciiTheme="minorHAnsi" w:hAnsiTheme="minorHAnsi" w:cs="Arial"/>
+          <w:highlight w:val="cyan"/>
+        </w:rPr>
+        <w:t>“No sensitive data” in answer to this question.]</w:t>
+      </w:r>
+    </w:p>
+    <w:p>
+      <w:pPr>
+        <w:spacing w:before="120" w:after="120"/>
+        <w:rPr>
+          <w:rFonts w:asciiTheme="minorHAnsi" w:hAnsiTheme="minorHAnsi" w:cs="Arial"/>
+          <w:b/>
+        </w:rPr>
+      </w:pPr>
+      <w:r>
+        <w:rPr>
+          <w:rFonts w:asciiTheme="minorHAnsi" w:hAnsiTheme="minorHAnsi" w:cs="Arial"/>
+          <w:b/>
+        </w:rPr>
+        <w:t>7.</w:t>
+      </w:r>
+      <w:r>
+        <w:rPr>
+          <w:rFonts w:asciiTheme="minorHAnsi" w:hAnsiTheme="minorHAnsi" w:cs="Arial"/>
+          <w:b/>
+        </w:rPr>
+        <w:t>2</w:t>
+      </w:r>
+      <w:r>
+        <w:rPr>
+          <w:rFonts w:asciiTheme="minorHAnsi" w:hAnsiTheme="minorHAnsi" w:cs="Arial"/>
+          <w:b/>
+        </w:rPr>
+        <w:t xml:space="preserve"> </w:t>
       </w:r>
       <w:r>
         <w:rPr>
@@ -3553,23 +3663,87 @@
           <w:rFonts w:asciiTheme="minorHAnsi" w:hAnsiTheme="minorHAnsi" w:cs="Arial"/>
           <w:highlight w:val="cyan"/>
         </w:rPr>
-        <w:t xml:space="preserve">[Enter the estimated number of files. This does not need to be </w:t>
-      </w:r>
-      <w:proofErr w:type="gramStart"/>
+        <w:t>[Enter the estimated number of files. This does not need to be exact, order of magnitude is sufficient here. For example, 1000 files per job. You should also state how these files are organised; for example, are they all stored in one directory or is there a hierarchy of directories?]</w:t>
+      </w:r>
+    </w:p>
+    <w:p>
+      <w:pPr>
+        <w:spacing w:before="120" w:after="120"/>
+        <w:rPr>
+          <w:rFonts w:asciiTheme="minorHAnsi" w:hAnsiTheme="minorHAnsi" w:cs="Arial"/>
+          <w:b/>
+        </w:rPr>
+      </w:pPr>
+      <w:r>
+        <w:rPr>
+          <w:rFonts w:asciiTheme="minorHAnsi" w:hAnsiTheme="minorHAnsi" w:cs="Arial"/>
+          <w:b/>
+        </w:rPr>
+        <w:t>7.</w:t>
+      </w:r>
+      <w:r>
+        <w:rPr>
+          <w:rFonts w:asciiTheme="minorHAnsi" w:hAnsiTheme="minorHAnsi" w:cs="Arial"/>
+          <w:b/>
+        </w:rPr>
+        <w:t>3</w:t>
+      </w:r>
+      <w:r>
+        <w:rPr>
+          <w:rFonts w:asciiTheme="minorHAnsi" w:hAnsiTheme="minorHAnsi" w:cs="Arial"/>
+          <w:b/>
+        </w:rPr>
+        <w:t xml:space="preserve"> How much data is read in by each job?</w:t>
+      </w:r>
+    </w:p>
+    <w:p>
+      <w:pPr>
+        <w:spacing w:before="120" w:after="120"/>
+        <w:rPr>
+          <w:rFonts w:asciiTheme="minorHAnsi" w:hAnsiTheme="minorHAnsi" w:cs="Arial"/>
+        </w:rPr>
+      </w:pPr>
       <w:r>
         <w:rPr>
           <w:rFonts w:asciiTheme="minorHAnsi" w:hAnsiTheme="minorHAnsi" w:cs="Arial"/>
           <w:highlight w:val="cyan"/>
         </w:rPr>
-        <w:t>exact,</w:t>
-      </w:r>
-      <w:proofErr w:type="gramEnd"/>
+        <w:t>[Enter estimated total size in MiB/</w:t>
+      </w:r>
       <w:r>
         <w:rPr>
           <w:rFonts w:asciiTheme="minorHAnsi" w:hAnsiTheme="minorHAnsi" w:cs="Arial"/>
           <w:highlight w:val="cyan"/>
         </w:rPr>
-        <w:t xml:space="preserve"> order of magnitude is sufficient here. For example, 1000 files per job. You should also state how these files are organised; for example, are they all stored in one directory or is there a hierarchy of directories?]</w:t>
+        <w:t>G</w:t>
+      </w:r>
+      <w:r>
+        <w:rPr>
+          <w:rFonts w:asciiTheme="minorHAnsi" w:hAnsiTheme="minorHAnsi" w:cs="Arial"/>
+          <w:highlight w:val="cyan"/>
+        </w:rPr>
+        <w:t>i</w:t>
+      </w:r>
+      <w:r>
+        <w:rPr>
+          <w:rFonts w:asciiTheme="minorHAnsi" w:hAnsiTheme="minorHAnsi" w:cs="Arial"/>
+          <w:highlight w:val="cyan"/>
+        </w:rPr>
+        <w:t>B/T</w:t>
+      </w:r>
+      <w:r>
+        <w:rPr>
+          <w:rFonts w:asciiTheme="minorHAnsi" w:hAnsiTheme="minorHAnsi" w:cs="Arial"/>
+          <w:highlight w:val="cyan"/>
+        </w:rPr>
+        <w:t>i</w:t>
+      </w:r>
+      <w:r>
+        <w:rPr>
+          <w:rFonts w:asciiTheme="minorHAnsi" w:hAnsiTheme="minorHAnsi" w:cs="Arial"/>
+          <w:highlight w:val="cyan"/>
+        </w:rPr>
+        <w:t>B]</w:t>
       </w:r>
     </w:p>
     <w:p>
@@ -3585,7 +3759,21 @@
           <w:rFonts w:asciiTheme="minorHAnsi" w:hAnsiTheme="minorHAnsi" w:cs="Arial"/>
           <w:b/>
         </w:rPr>
-        <w:t>7.2 How much data is read in by each job?</w:t>
+        <w:t>7.</w:t>
+      </w:r>
+      <w:r>
+        <w:rPr>
+          <w:rFonts w:asciiTheme="minorHAnsi" w:hAnsiTheme="minorHAnsi" w:cs="Arial"/>
+          <w:b/>
+        </w:rPr>
+        <w:t>4</w:t>
+      </w:r>
+      <w:r>
+        <w:rPr>
+          <w:rFonts w:asciiTheme="minorHAnsi" w:hAnsiTheme="minorHAnsi" w:cs="Arial"/>
+          <w:b/>
+        </w:rPr>
+        <w:t xml:space="preserve"> How much data is produced by each job?</w:t>
       </w:r>
     </w:p>
     <w:p>
@@ -3600,13 +3788,20 @@
           <w:rFonts w:asciiTheme="minorHAnsi" w:hAnsiTheme="minorHAnsi" w:cs="Arial"/>
           <w:highlight w:val="cyan"/>
         </w:rPr>
-        <w:t>[Enter estimated total size in MiB/</w:t>
+        <w:t xml:space="preserve">[Enter estimated total size in </w:t>
       </w:r>
       <w:r>
         <w:rPr>
           <w:rFonts w:asciiTheme="minorHAnsi" w:hAnsiTheme="minorHAnsi" w:cs="Arial"/>
           <w:highlight w:val="cyan"/>
         </w:rPr>
+        <w:t>MiB/</w:t>
+      </w:r>
+      <w:r>
+        <w:rPr>
+          <w:rFonts w:asciiTheme="minorHAnsi" w:hAnsiTheme="minorHAnsi" w:cs="Arial"/>
+          <w:highlight w:val="cyan"/>
+        </w:rPr>
         <w:t>G</w:t>
       </w:r>
       <w:r>
@@ -3628,14 +3823,14 @@
           <w:rFonts w:asciiTheme="minorHAnsi" w:hAnsiTheme="minorHAnsi" w:cs="Arial"/>
           <w:highlight w:val="cyan"/>
         </w:rPr>
-        <w:t>i</w:t>
+        <w:t>iB</w:t>
       </w:r>
       <w:r>
         <w:rPr>
           <w:rFonts w:asciiTheme="minorHAnsi" w:hAnsiTheme="minorHAnsi" w:cs="Arial"/>
           <w:highlight w:val="cyan"/>
         </w:rPr>
-        <w:t>B]</w:t>
+        <w:t>]</w:t>
       </w:r>
     </w:p>
     <w:p>
@@ -3651,7 +3846,35 @@
           <w:rFonts w:asciiTheme="minorHAnsi" w:hAnsiTheme="minorHAnsi" w:cs="Arial"/>
           <w:b/>
         </w:rPr>
-        <w:t>7.3 How much data is produced by each job?</w:t>
+        <w:t>7.</w:t>
+      </w:r>
+      <w:r>
+        <w:rPr>
+          <w:rFonts w:asciiTheme="minorHAnsi" w:hAnsiTheme="minorHAnsi" w:cs="Arial"/>
+          <w:b/>
+        </w:rPr>
+        <w:t>5</w:t>
+      </w:r>
+      <w:r>
+        <w:rPr>
+          <w:rFonts w:asciiTheme="minorHAnsi" w:hAnsiTheme="minorHAnsi" w:cs="Arial"/>
+          <w:b/>
+        </w:rPr>
+        <w:t xml:space="preserve"> What percentage of the produced data do you expect to transfer</w:t>
+      </w:r>
+      <w:r>
+        <w:rPr>
+          <w:rFonts w:asciiTheme="minorHAnsi" w:hAnsiTheme="minorHAnsi" w:cs="Arial"/>
+          <w:b/>
+        </w:rPr>
+        <w:t xml:space="preserve"> off Cirrus</w:t>
+      </w:r>
+      <w:r>
+        <w:rPr>
+          <w:rFonts w:asciiTheme="minorHAnsi" w:hAnsiTheme="minorHAnsi" w:cs="Arial"/>
+          <w:b/>
+        </w:rPr>
+        <w:t>?</w:t>
       </w:r>
     </w:p>
     <w:p>
@@ -3664,51 +3887,15 @@
       <w:r>
         <w:rPr>
           <w:rFonts w:asciiTheme="minorHAnsi" w:hAnsiTheme="minorHAnsi" w:cs="Arial"/>
+        </w:rPr>
+        <w:t xml:space="preserve"> </w:t>
+      </w:r>
+      <w:r>
+        <w:rPr>
+          <w:rFonts w:asciiTheme="minorHAnsi" w:hAnsiTheme="minorHAnsi" w:cs="Arial"/>
           <w:highlight w:val="cyan"/>
         </w:rPr>
-        <w:t xml:space="preserve">[Enter estimated total size in </w:t>
-      </w:r>
-      <w:r>
-        <w:rPr>
-          <w:rFonts w:asciiTheme="minorHAnsi" w:hAnsiTheme="minorHAnsi" w:cs="Arial"/>
-          <w:highlight w:val="cyan"/>
-        </w:rPr>
-        <w:t>MiB/</w:t>
-      </w:r>
-      <w:r>
-        <w:rPr>
-          <w:rFonts w:asciiTheme="minorHAnsi" w:hAnsiTheme="minorHAnsi" w:cs="Arial"/>
-          <w:highlight w:val="cyan"/>
-        </w:rPr>
-        <w:t>G</w:t>
-      </w:r>
-      <w:r>
-        <w:rPr>
-          <w:rFonts w:asciiTheme="minorHAnsi" w:hAnsiTheme="minorHAnsi" w:cs="Arial"/>
-          <w:highlight w:val="cyan"/>
-        </w:rPr>
-        <w:t>i</w:t>
-      </w:r>
-      <w:r>
-        <w:rPr>
-          <w:rFonts w:asciiTheme="minorHAnsi" w:hAnsiTheme="minorHAnsi" w:cs="Arial"/>
-          <w:highlight w:val="cyan"/>
-        </w:rPr>
-        <w:t>B/T</w:t>
-      </w:r>
-      <w:r>
-        <w:rPr>
-          <w:rFonts w:asciiTheme="minorHAnsi" w:hAnsiTheme="minorHAnsi" w:cs="Arial"/>
-          <w:highlight w:val="cyan"/>
-        </w:rPr>
-        <w:t>iB</w:t>
-      </w:r>
-      <w:r>
-        <w:rPr>
-          <w:rFonts w:asciiTheme="minorHAnsi" w:hAnsiTheme="minorHAnsi" w:cs="Arial"/>
-          <w:highlight w:val="cyan"/>
-        </w:rPr>
-        <w:t>]</w:t>
+        <w:t>[Enter estimated percentage]</w:t>
       </w:r>
     </w:p>
     <w:p>
@@ -3724,58 +3911,14 @@
           <w:rFonts w:asciiTheme="minorHAnsi" w:hAnsiTheme="minorHAnsi" w:cs="Arial"/>
           <w:b/>
         </w:rPr>
-        <w:t>7.4 What percentage of the produced data do you expect to transfer</w:t>
-      </w:r>
-      <w:r>
-        <w:rPr>
-          <w:rFonts w:asciiTheme="minorHAnsi" w:hAnsiTheme="minorHAnsi" w:cs="Arial"/>
-          <w:b/>
-        </w:rPr>
-        <w:t xml:space="preserve"> off Cirrus</w:t>
-      </w:r>
-      <w:r>
-        <w:rPr>
-          <w:rFonts w:asciiTheme="minorHAnsi" w:hAnsiTheme="minorHAnsi" w:cs="Arial"/>
-          <w:b/>
-        </w:rPr>
-        <w:t>?</w:t>
-      </w:r>
-    </w:p>
-    <w:p>
-      <w:pPr>
-        <w:spacing w:before="120" w:after="120"/>
-        <w:rPr>
-          <w:rFonts w:asciiTheme="minorHAnsi" w:hAnsiTheme="minorHAnsi" w:cs="Arial"/>
-        </w:rPr>
-      </w:pPr>
-      <w:r>
-        <w:rPr>
-          <w:rFonts w:asciiTheme="minorHAnsi" w:hAnsiTheme="minorHAnsi" w:cs="Arial"/>
-        </w:rPr>
-        <w:t xml:space="preserve"> </w:t>
-      </w:r>
-      <w:r>
-        <w:rPr>
-          <w:rFonts w:asciiTheme="minorHAnsi" w:hAnsiTheme="minorHAnsi" w:cs="Arial"/>
-          <w:highlight w:val="cyan"/>
-        </w:rPr>
-        <w:t>[Enter estimated percentage]</w:t>
-      </w:r>
-    </w:p>
-    <w:p>
-      <w:pPr>
-        <w:spacing w:before="120" w:after="120"/>
-        <w:rPr>
-          <w:rFonts w:asciiTheme="minorHAnsi" w:hAnsiTheme="minorHAnsi" w:cs="Arial"/>
-          <w:b/>
-        </w:rPr>
-      </w:pPr>
-      <w:r>
-        <w:rPr>
-          <w:rFonts w:asciiTheme="minorHAnsi" w:hAnsiTheme="minorHAnsi" w:cs="Arial"/>
-          <w:b/>
-        </w:rPr>
-        <w:t>7.5</w:t>
+        <w:t>7.</w:t>
+      </w:r>
+      <w:r>
+        <w:rPr>
+          <w:rFonts w:asciiTheme="minorHAnsi" w:hAnsiTheme="minorHAnsi" w:cs="Arial"/>
+          <w:b/>
+        </w:rPr>
+        <w:t>6</w:t>
       </w:r>
       <w:r>
         <w:rPr>
@@ -4219,6 +4362,12 @@
               <w:rPr>
                 <w:rFonts w:asciiTheme="minorHAnsi" w:hAnsiTheme="minorHAnsi"/>
               </w:rPr>
+              <w:t xml:space="preserve">Is the data suitable for processing on Cirrus? </w:t>
+            </w:r>
+            <w:r>
+              <w:rPr>
+                <w:rFonts w:asciiTheme="minorHAnsi" w:hAnsiTheme="minorHAnsi"/>
+              </w:rPr>
               <w:t>Is the data management and transfer plan reasonable and technically sound?</w:t>
             </w:r>
           </w:p>
@@ -4472,10 +4621,12 @@
       </w:r>
     </w:p>
     <w:sectPr>
-      <w:headerReference w:type="even" r:id="rId12"/>
-      <w:headerReference w:type="default" r:id="rId13"/>
-      <w:footerReference w:type="default" r:id="rId14"/>
-      <w:headerReference w:type="first" r:id="rId15"/>
+      <w:headerReference w:type="even" r:id="rId13"/>
+      <w:headerReference w:type="default" r:id="rId14"/>
+      <w:footerReference w:type="even" r:id="rId15"/>
+      <w:footerReference w:type="default" r:id="rId16"/>
+      <w:headerReference w:type="first" r:id="rId17"/>
+      <w:footerReference w:type="first" r:id="rId18"/>
       <w:footnotePr>
         <w:pos w:val="beneathText"/>
       </w:footnotePr>
@@ -4508,6 +4659,16 @@
 </file>
 
 <file path=word/footer1.xml><?xml version="1.0" encoding="utf-8"?>
+<w:ftr xmlns:wpc="http://schemas.microsoft.com/office/word/2010/wordprocessingCanvas" xmlns:cx="http://schemas.microsoft.com/office/drawing/2014/chartex" xmlns:cx1="http://schemas.microsoft.com/office/drawing/2015/9/8/chartex" xmlns:cx2="http://schemas.microsoft.com/office/drawing/2015/10/21/chartex" xmlns:cx3="http://schemas.microsoft.com/office/drawing/2016/5/9/chartex" xmlns:cx4="http://schemas.microsoft.com/office/drawing/2016/5/10/chartex" xmlns:cx5="http://schemas.microsoft.com/office/drawing/2016/5/11/chartex" xmlns:cx6="http://schemas.microsoft.com/office/drawing/2016/5/12/chartex" xmlns:cx7="http://schemas.microsoft.com/office/drawing/2016/5/13/chartex" xmlns:cx8="http://schemas.microsoft.com/office/drawing/2016/5/14/chartex" xmlns:mc="http://schemas.openxmlformats.org/markup-compatibility/2006" xmlns:aink="http://schemas.microsoft.com/office/drawing/2016/ink" xmlns:am3d="http://schemas.microsoft.com/office/drawing/2017/model3d" xmlns:o="urn:schemas-microsoft-com:office:office" xmlns:oel="http://schemas.microsoft.com/office/2019/extlst" xmlns:r="http://schemas.openxmlformats.org/officeDocument/2006/relationships" xmlns:m="http://schemas.openxmlformats.org/officeDocument/2006/math" xmlns:v="urn:schemas-microsoft-com:vml" xmlns:wp14="http://schemas.microsoft.com/office/word/2010/wordprocessingDrawing" xmlns:wp="http://schemas.openxmlformats.org/drawingml/2006/wordprocessingDrawing" xmlns:w10="urn:schemas-microsoft-com:office:word" xmlns:w="http://schemas.openxmlformats.org/wordprocessingml/2006/main" xmlns:w14="http://schemas.microsoft.com/office/word/2010/wordml" xmlns:w15="http://schemas.microsoft.com/office/word/2012/wordml" xmlns:w16cex="http://schemas.microsoft.com/office/word/2018/wordml/cex" xmlns:w16cid="http://schemas.microsoft.com/office/word/2016/wordml/cid" xmlns:w16="http://schemas.microsoft.com/office/word/2018/wordml" xmlns:w16du="http://schemas.microsoft.com/office/word/2023/wordml/word16du" xmlns:w16sdtdh="http://schemas.microsoft.com/office/word/2020/wordml/sdtdatahash" xmlns:w16sdtfl="http://schemas.microsoft.com/office/word/2024/wordml/sdtformatlock" xmlns:w16se="http://schemas.microsoft.com/office/word/2015/wordml/symex" xmlns:wpg="http://schemas.microsoft.com/office/word/2010/wordprocessingGroup" xmlns:wpi="http://schemas.microsoft.com/office/word/2010/wordprocessingInk" xmlns:wne="http://schemas.microsoft.com/office/word/2006/wordml" xmlns:wps="http://schemas.microsoft.com/office/word/2010/wordprocessingShape" mc:Ignorable="w14 w15 w16se w16cid w16 w16cex w16sdtdh w16sdtfl w16du wp14">
+  <w:p>
+    <w:pPr>
+      <w:pStyle w:val="Footer"/>
+    </w:pPr>
+  </w:p>
+</w:ftr>
+</file>
+
+<file path=word/footer2.xml><?xml version="1.0" encoding="utf-8"?>
 <w:ftr xmlns:wpc="http://schemas.microsoft.com/office/word/2010/wordprocessingCanvas" xmlns:cx="http://schemas.microsoft.com/office/drawing/2014/chartex" xmlns:cx1="http://schemas.microsoft.com/office/drawing/2015/9/8/chartex" xmlns:cx2="http://schemas.microsoft.com/office/drawing/2015/10/21/chartex" xmlns:cx3="http://schemas.microsoft.com/office/drawing/2016/5/9/chartex" xmlns:cx4="http://schemas.microsoft.com/office/drawing/2016/5/10/chartex" xmlns:cx5="http://schemas.microsoft.com/office/drawing/2016/5/11/chartex" xmlns:cx6="http://schemas.microsoft.com/office/drawing/2016/5/12/chartex" xmlns:cx7="http://schemas.microsoft.com/office/drawing/2016/5/13/chartex" xmlns:cx8="http://schemas.microsoft.com/office/drawing/2016/5/14/chartex" xmlns:mc="http://schemas.openxmlformats.org/markup-compatibility/2006" xmlns:aink="http://schemas.microsoft.com/office/drawing/2016/ink" xmlns:am3d="http://schemas.microsoft.com/office/drawing/2017/model3d" xmlns:o="urn:schemas-microsoft-com:office:office" xmlns:oel="http://schemas.microsoft.com/office/2019/extlst" xmlns:r="http://schemas.openxmlformats.org/officeDocument/2006/relationships" xmlns:m="http://schemas.openxmlformats.org/officeDocument/2006/math" xmlns:v="urn:schemas-microsoft-com:vml" xmlns:wp14="http://schemas.microsoft.com/office/word/2010/wordprocessingDrawing" xmlns:wp="http://schemas.openxmlformats.org/drawingml/2006/wordprocessingDrawing" xmlns:w10="urn:schemas-microsoft-com:office:word" xmlns:w="http://schemas.openxmlformats.org/wordprocessingml/2006/main" xmlns:w14="http://schemas.microsoft.com/office/word/2010/wordml" xmlns:w15="http://schemas.microsoft.com/office/word/2012/wordml" xmlns:w16cex="http://schemas.microsoft.com/office/word/2018/wordml/cex" xmlns:w16cid="http://schemas.microsoft.com/office/word/2016/wordml/cid" xmlns:w16="http://schemas.microsoft.com/office/word/2018/wordml" xmlns:w16du="http://schemas.microsoft.com/office/word/2023/wordml/word16du" xmlns:w16sdtdh="http://schemas.microsoft.com/office/word/2020/wordml/sdtdatahash" xmlns:w16sdtfl="http://schemas.microsoft.com/office/word/2024/wordml/sdtformatlock" xmlns:w16se="http://schemas.microsoft.com/office/word/2015/wordml/symex" xmlns:wpg="http://schemas.microsoft.com/office/word/2010/wordprocessingGroup" xmlns:wpi="http://schemas.microsoft.com/office/word/2010/wordprocessingInk" xmlns:wne="http://schemas.microsoft.com/office/word/2006/wordml" xmlns:wps="http://schemas.microsoft.com/office/word/2010/wordprocessingShape" mc:Ignorable="w14 w15 w16se w16cid w16 w16cex w16sdtdh w16sdtfl w16du wp14">
   <w:p>
     <w:pPr>
@@ -4696,6 +4857,16 @@
       </w:rPr>
       <w:fldChar w:fldCharType="end"/>
     </w:r>
+  </w:p>
+</w:ftr>
+</file>
+
+<file path=word/footer3.xml><?xml version="1.0" encoding="utf-8"?>
+<w:ftr xmlns:wpc="http://schemas.microsoft.com/office/word/2010/wordprocessingCanvas" xmlns:cx="http://schemas.microsoft.com/office/drawing/2014/chartex" xmlns:cx1="http://schemas.microsoft.com/office/drawing/2015/9/8/chartex" xmlns:cx2="http://schemas.microsoft.com/office/drawing/2015/10/21/chartex" xmlns:cx3="http://schemas.microsoft.com/office/drawing/2016/5/9/chartex" xmlns:cx4="http://schemas.microsoft.com/office/drawing/2016/5/10/chartex" xmlns:cx5="http://schemas.microsoft.com/office/drawing/2016/5/11/chartex" xmlns:cx6="http://schemas.microsoft.com/office/drawing/2016/5/12/chartex" xmlns:cx7="http://schemas.microsoft.com/office/drawing/2016/5/13/chartex" xmlns:cx8="http://schemas.microsoft.com/office/drawing/2016/5/14/chartex" xmlns:mc="http://schemas.openxmlformats.org/markup-compatibility/2006" xmlns:aink="http://schemas.microsoft.com/office/drawing/2016/ink" xmlns:am3d="http://schemas.microsoft.com/office/drawing/2017/model3d" xmlns:o="urn:schemas-microsoft-com:office:office" xmlns:oel="http://schemas.microsoft.com/office/2019/extlst" xmlns:r="http://schemas.openxmlformats.org/officeDocument/2006/relationships" xmlns:m="http://schemas.openxmlformats.org/officeDocument/2006/math" xmlns:v="urn:schemas-microsoft-com:vml" xmlns:wp14="http://schemas.microsoft.com/office/word/2010/wordprocessingDrawing" xmlns:wp="http://schemas.openxmlformats.org/drawingml/2006/wordprocessingDrawing" xmlns:w10="urn:schemas-microsoft-com:office:word" xmlns:w="http://schemas.openxmlformats.org/wordprocessingml/2006/main" xmlns:w14="http://schemas.microsoft.com/office/word/2010/wordml" xmlns:w15="http://schemas.microsoft.com/office/word/2012/wordml" xmlns:w16cex="http://schemas.microsoft.com/office/word/2018/wordml/cex" xmlns:w16cid="http://schemas.microsoft.com/office/word/2016/wordml/cid" xmlns:w16="http://schemas.microsoft.com/office/word/2018/wordml" xmlns:w16du="http://schemas.microsoft.com/office/word/2023/wordml/word16du" xmlns:w16sdtdh="http://schemas.microsoft.com/office/word/2020/wordml/sdtdatahash" xmlns:w16sdtfl="http://schemas.microsoft.com/office/word/2024/wordml/sdtformatlock" xmlns:w16se="http://schemas.microsoft.com/office/word/2015/wordml/symex" xmlns:wpg="http://schemas.microsoft.com/office/word/2010/wordprocessingGroup" xmlns:wpi="http://schemas.microsoft.com/office/word/2010/wordprocessingInk" xmlns:wne="http://schemas.microsoft.com/office/word/2006/wordml" xmlns:wps="http://schemas.microsoft.com/office/word/2010/wordprocessingShape" mc:Ignorable="w14 w15 w16se w16cid w16 w16cex w16sdtdh w16sdtfl w16du wp14">
+  <w:p>
+    <w:pPr>
+      <w:pStyle w:val="Footer"/>
+    </w:pPr>
   </w:p>
 </w:ftr>
 </file>

--- a/content/support-access/access/Cirrus-TA-PumpPriming-form.docx
+++ b/content/support-access/access/Cirrus-TA-PumpPriming-form.docx
@@ -1,6 +1,6 @@
 
 <file path=word/document.xml><?xml version="1.0" encoding="utf-8"?>
-<w:document xmlns:wpc="http://schemas.microsoft.com/office/word/2010/wordprocessingCanvas" xmlns:cx="http://schemas.microsoft.com/office/drawing/2014/chartex" xmlns:cx1="http://schemas.microsoft.com/office/drawing/2015/9/8/chartex" xmlns:cx2="http://schemas.microsoft.com/office/drawing/2015/10/21/chartex" xmlns:cx3="http://schemas.microsoft.com/office/drawing/2016/5/9/chartex" xmlns:cx4="http://schemas.microsoft.com/office/drawing/2016/5/10/chartex" xmlns:cx5="http://schemas.microsoft.com/office/drawing/2016/5/11/chartex" xmlns:cx6="http://schemas.microsoft.com/office/drawing/2016/5/12/chartex" xmlns:cx7="http://schemas.microsoft.com/office/drawing/2016/5/13/chartex" xmlns:cx8="http://schemas.microsoft.com/office/drawing/2016/5/14/chartex" xmlns:mc="http://schemas.openxmlformats.org/markup-compatibility/2006" xmlns:aink="http://schemas.microsoft.com/office/drawing/2016/ink" xmlns:am3d="http://schemas.microsoft.com/office/drawing/2017/model3d" xmlns:o="urn:schemas-microsoft-com:office:office" xmlns:oel="http://schemas.microsoft.com/office/2019/extlst" xmlns:r="http://schemas.openxmlformats.org/officeDocument/2006/relationships" xmlns:m="http://schemas.openxmlformats.org/officeDocument/2006/math" xmlns:v="urn:schemas-microsoft-com:vml" xmlns:wp14="http://schemas.microsoft.com/office/word/2010/wordprocessingDrawing" xmlns:wp="http://schemas.openxmlformats.org/drawingml/2006/wordprocessingDrawing" xmlns:w10="urn:schemas-microsoft-com:office:word" xmlns:w="http://schemas.openxmlformats.org/wordprocessingml/2006/main" xmlns:w14="http://schemas.microsoft.com/office/word/2010/wordml" xmlns:w15="http://schemas.microsoft.com/office/word/2012/wordml" xmlns:w16cex="http://schemas.microsoft.com/office/word/2018/wordml/cex" xmlns:w16cid="http://schemas.microsoft.com/office/word/2016/wordml/cid" xmlns:w16="http://schemas.microsoft.com/office/word/2018/wordml" xmlns:w16du="http://schemas.microsoft.com/office/word/2023/wordml/word16du" xmlns:w16sdtdh="http://schemas.microsoft.com/office/word/2020/wordml/sdtdatahash" xmlns:w16sdtfl="http://schemas.microsoft.com/office/word/2024/wordml/sdtformatlock" xmlns:w16se="http://schemas.microsoft.com/office/word/2015/wordml/symex" xmlns:wpg="http://schemas.microsoft.com/office/word/2010/wordprocessingGroup" xmlns:wpi="http://schemas.microsoft.com/office/word/2010/wordprocessingInk" xmlns:wne="http://schemas.microsoft.com/office/word/2006/wordml" xmlns:wps="http://schemas.microsoft.com/office/word/2010/wordprocessingShape" mc:Ignorable="w14 w15 w16se w16cid w16 w16cex w16sdtdh w16sdtfl w16du wp14">
+<w:document xmlns:wpc="http://schemas.microsoft.com/office/word/2010/wordprocessingCanvas" xmlns:cx="http://schemas.microsoft.com/office/drawing/2014/chartex" xmlns:cx1="http://schemas.microsoft.com/office/drawing/2015/9/8/chartex" xmlns:cx2="http://schemas.microsoft.com/office/drawing/2015/10/21/chartex" xmlns:cx3="http://schemas.microsoft.com/office/drawing/2016/5/9/chartex" xmlns:cx4="http://schemas.microsoft.com/office/drawing/2016/5/10/chartex" xmlns:cx5="http://schemas.microsoft.com/office/drawing/2016/5/11/chartex" xmlns:cx6="http://schemas.microsoft.com/office/drawing/2016/5/12/chartex" xmlns:cx7="http://schemas.microsoft.com/office/drawing/2016/5/13/chartex" xmlns:cx8="http://schemas.microsoft.com/office/drawing/2016/5/14/chartex" xmlns:mc="http://schemas.openxmlformats.org/markup-compatibility/2006" xmlns:m="http://schemas.openxmlformats.org/officeDocument/2006/math" xmlns:aink="http://schemas.microsoft.com/office/drawing/2016/ink" xmlns:am3d="http://schemas.microsoft.com/office/drawing/2017/model3d" xmlns:oel="http://schemas.microsoft.com/office/2019/extlst" xmlns:r="http://schemas.openxmlformats.org/officeDocument/2006/relationships" xmlns:wp14="http://schemas.microsoft.com/office/word/2010/wordprocessingDrawing" xmlns:wp="http://schemas.openxmlformats.org/drawingml/2006/wordprocessingDrawing" xmlns:wpg="http://schemas.microsoft.com/office/word/2010/wordprocessingGroup" xmlns:wpi="http://schemas.microsoft.com/office/word/2010/wordprocessingInk" xmlns:wps="http://schemas.microsoft.com/office/word/2010/wordprocessingShape" xmlns:o="urn:schemas-microsoft-com:office:office" xmlns:v="urn:schemas-microsoft-com:vml" xmlns:w10="urn:schemas-microsoft-com:office:word" xmlns:w="http://schemas.openxmlformats.org/wordprocessingml/2006/main" xmlns:w14="http://schemas.microsoft.com/office/word/2010/wordml" xmlns:w15="http://schemas.microsoft.com/office/word/2012/wordml" xmlns:w16cex="http://schemas.microsoft.com/office/word/2018/wordml/cex" xmlns:w16cid="http://schemas.microsoft.com/office/word/2016/wordml/cid" xmlns:w16="http://schemas.microsoft.com/office/word/2018/wordml" xmlns:w16sdtdh="http://schemas.microsoft.com/office/word/2020/wordml/sdtdatahash" xmlns:w16sdtfl="http://schemas.microsoft.com/office/word/2024/wordml/sdtformatlock" xmlns:w16se="http://schemas.microsoft.com/office/word/2015/wordml/symex" xmlns:w16du="http://schemas.microsoft.com/office/word/2023/wordml/word16du" xmlns:wne="http://schemas.microsoft.com/office/word/2006/wordml" mc:Ignorable="w14 w15 w16se w16cid w16 w16cex w16sdtdh w16sdtfl w16du wp14">
   <w:background w:color="C6D9F1" w:themeColor="text2" w:themeTint="33"/>
   <w:body>
     <w:p>
@@ -91,7 +91,7 @@
                         <a:effectLst/>
                         <a:extLst>
                           <a:ext uri="{C572A759-6A51-4108-AA02-DFA0A04FC94B}">
-                            <ma14:wrappingTextBoxFlag xmlns="" xmlns:mo="http://schemas.microsoft.com/office/mac/office/2008/main" xmlns:mv="urn:schemas-microsoft-com:mac:vml" xmlns:o="urn:schemas-microsoft-com:office:office" xmlns:v="urn:schemas-microsoft-com:vml" xmlns:w10="urn:schemas-microsoft-com:office:word" xmlns:w="http://schemas.openxmlformats.org/wordprocessingml/2006/main" xmlns:ma14="http://schemas.microsoft.com/office/mac/drawingml/2011/main"/>
+                            <ma14:wrappingTextBoxFlag xmlns:ma14="http://schemas.microsoft.com/office/mac/drawingml/2011/main" xmlns:w="http://schemas.openxmlformats.org/wordprocessingml/2006/main" xmlns:w10="urn:schemas-microsoft-com:office:word" xmlns:v="urn:schemas-microsoft-com:vml" xmlns:o="urn:schemas-microsoft-com:office:office" xmlns:mv="urn:schemas-microsoft-com:mac:vml" xmlns:mo="http://schemas.microsoft.com/office/mac/office/2008/main" xmlns=""/>
                           </a:ext>
                         </a:extLst>
                       </wps:spPr>
@@ -597,13 +597,7 @@
         <w:rPr>
           <w:rFonts w:asciiTheme="minorHAnsi" w:hAnsiTheme="minorHAnsi"/>
         </w:rPr>
-        <w:t>8</w:t>
-      </w:r>
-      <w:r>
-        <w:rPr>
-          <w:rFonts w:asciiTheme="minorHAnsi" w:hAnsiTheme="minorHAnsi"/>
-        </w:rPr>
-        <w:t>0</w:t>
+        <w:t>200</w:t>
       </w:r>
       <w:r>
         <w:rPr>
@@ -2910,13 +2904,7 @@
         <w:rPr>
           <w:rFonts w:asciiTheme="minorHAnsi" w:hAnsiTheme="minorHAnsi" w:cs="Arial"/>
         </w:rPr>
-        <w:t>8</w:t>
-      </w:r>
-      <w:r>
-        <w:rPr>
-          <w:rFonts w:asciiTheme="minorHAnsi" w:hAnsiTheme="minorHAnsi" w:cs="Arial"/>
-        </w:rPr>
-        <w:t>0</w:t>
+        <w:t>200</w:t>
       </w:r>
       <w:r>
         <w:rPr>
@@ -3168,7 +3156,19 @@
         <w:rPr>
           <w:rFonts w:asciiTheme="minorHAnsi" w:hAnsiTheme="minorHAnsi" w:cs="Arial"/>
         </w:rPr>
-        <w:t xml:space="preserve"> GiB of disk space. If you require more than this you should specify this here and justify t</w:t>
+        <w:t xml:space="preserve"> GiB of disk space. If you require more than this</w:t>
+      </w:r>
+      <w:r>
+        <w:rPr>
+          <w:rFonts w:asciiTheme="minorHAnsi" w:hAnsiTheme="minorHAnsi" w:cs="Arial"/>
+        </w:rPr>
+        <w:t>,</w:t>
+      </w:r>
+      <w:r>
+        <w:rPr>
+          <w:rFonts w:asciiTheme="minorHAnsi" w:hAnsiTheme="minorHAnsi" w:cs="Arial"/>
+        </w:rPr>
+        <w:t xml:space="preserve"> you should specify this here and justify t</w:t>
       </w:r>
       <w:r>
         <w:rPr>
@@ -4640,7 +4640,7 @@
 </file>
 
 <file path=word/endnotes.xml><?xml version="1.0" encoding="utf-8"?>
-<w:endnotes xmlns:wpc="http://schemas.microsoft.com/office/word/2010/wordprocessingCanvas" xmlns:cx="http://schemas.microsoft.com/office/drawing/2014/chartex" xmlns:cx1="http://schemas.microsoft.com/office/drawing/2015/9/8/chartex" xmlns:cx2="http://schemas.microsoft.com/office/drawing/2015/10/21/chartex" xmlns:cx3="http://schemas.microsoft.com/office/drawing/2016/5/9/chartex" xmlns:cx4="http://schemas.microsoft.com/office/drawing/2016/5/10/chartex" xmlns:cx5="http://schemas.microsoft.com/office/drawing/2016/5/11/chartex" xmlns:cx6="http://schemas.microsoft.com/office/drawing/2016/5/12/chartex" xmlns:cx7="http://schemas.microsoft.com/office/drawing/2016/5/13/chartex" xmlns:cx8="http://schemas.microsoft.com/office/drawing/2016/5/14/chartex" xmlns:mc="http://schemas.openxmlformats.org/markup-compatibility/2006" xmlns:aink="http://schemas.microsoft.com/office/drawing/2016/ink" xmlns:am3d="http://schemas.microsoft.com/office/drawing/2017/model3d" xmlns:o="urn:schemas-microsoft-com:office:office" xmlns:oel="http://schemas.microsoft.com/office/2019/extlst" xmlns:r="http://schemas.openxmlformats.org/officeDocument/2006/relationships" xmlns:m="http://schemas.openxmlformats.org/officeDocument/2006/math" xmlns:v="urn:schemas-microsoft-com:vml" xmlns:wp14="http://schemas.microsoft.com/office/word/2010/wordprocessingDrawing" xmlns:wp="http://schemas.openxmlformats.org/drawingml/2006/wordprocessingDrawing" xmlns:w10="urn:schemas-microsoft-com:office:word" xmlns:w="http://schemas.openxmlformats.org/wordprocessingml/2006/main" xmlns:w14="http://schemas.microsoft.com/office/word/2010/wordml" xmlns:w15="http://schemas.microsoft.com/office/word/2012/wordml" xmlns:w16cex="http://schemas.microsoft.com/office/word/2018/wordml/cex" xmlns:w16cid="http://schemas.microsoft.com/office/word/2016/wordml/cid" xmlns:w16="http://schemas.microsoft.com/office/word/2018/wordml" xmlns:w16du="http://schemas.microsoft.com/office/word/2023/wordml/word16du" xmlns:w16sdtdh="http://schemas.microsoft.com/office/word/2020/wordml/sdtdatahash" xmlns:w16sdtfl="http://schemas.microsoft.com/office/word/2024/wordml/sdtformatlock" xmlns:w16se="http://schemas.microsoft.com/office/word/2015/wordml/symex" xmlns:wpg="http://schemas.microsoft.com/office/word/2010/wordprocessingGroup" xmlns:wpi="http://schemas.microsoft.com/office/word/2010/wordprocessingInk" xmlns:wne="http://schemas.microsoft.com/office/word/2006/wordml" xmlns:wps="http://schemas.microsoft.com/office/word/2010/wordprocessingShape" mc:Ignorable="w14 w15 w16se w16cid w16 w16cex w16sdtdh w16sdtfl w16du wp14">
+<w:endnotes xmlns:wpc="http://schemas.microsoft.com/office/word/2010/wordprocessingCanvas" xmlns:cx="http://schemas.microsoft.com/office/drawing/2014/chartex" xmlns:cx1="http://schemas.microsoft.com/office/drawing/2015/9/8/chartex" xmlns:cx2="http://schemas.microsoft.com/office/drawing/2015/10/21/chartex" xmlns:cx3="http://schemas.microsoft.com/office/drawing/2016/5/9/chartex" xmlns:cx4="http://schemas.microsoft.com/office/drawing/2016/5/10/chartex" xmlns:cx5="http://schemas.microsoft.com/office/drawing/2016/5/11/chartex" xmlns:cx6="http://schemas.microsoft.com/office/drawing/2016/5/12/chartex" xmlns:cx7="http://schemas.microsoft.com/office/drawing/2016/5/13/chartex" xmlns:cx8="http://schemas.microsoft.com/office/drawing/2016/5/14/chartex" xmlns:mc="http://schemas.openxmlformats.org/markup-compatibility/2006" xmlns:m="http://schemas.openxmlformats.org/officeDocument/2006/math" xmlns:aink="http://schemas.microsoft.com/office/drawing/2016/ink" xmlns:am3d="http://schemas.microsoft.com/office/drawing/2017/model3d" xmlns:oel="http://schemas.microsoft.com/office/2019/extlst" xmlns:r="http://schemas.openxmlformats.org/officeDocument/2006/relationships" xmlns:wp14="http://schemas.microsoft.com/office/word/2010/wordprocessingDrawing" xmlns:wp="http://schemas.openxmlformats.org/drawingml/2006/wordprocessingDrawing" xmlns:wpg="http://schemas.microsoft.com/office/word/2010/wordprocessingGroup" xmlns:wpi="http://schemas.microsoft.com/office/word/2010/wordprocessingInk" xmlns:wps="http://schemas.microsoft.com/office/word/2010/wordprocessingShape" xmlns:o="urn:schemas-microsoft-com:office:office" xmlns:v="urn:schemas-microsoft-com:vml" xmlns:w10="urn:schemas-microsoft-com:office:word" xmlns:w="http://schemas.openxmlformats.org/wordprocessingml/2006/main" xmlns:w14="http://schemas.microsoft.com/office/word/2010/wordml" xmlns:w15="http://schemas.microsoft.com/office/word/2012/wordml" xmlns:w16cex="http://schemas.microsoft.com/office/word/2018/wordml/cex" xmlns:w16cid="http://schemas.microsoft.com/office/word/2016/wordml/cid" xmlns:w16="http://schemas.microsoft.com/office/word/2018/wordml" xmlns:w16sdtdh="http://schemas.microsoft.com/office/word/2020/wordml/sdtdatahash" xmlns:w16sdtfl="http://schemas.microsoft.com/office/word/2024/wordml/sdtformatlock" xmlns:w16se="http://schemas.microsoft.com/office/word/2015/wordml/symex" xmlns:w16du="http://schemas.microsoft.com/office/word/2023/wordml/word16du" xmlns:wne="http://schemas.microsoft.com/office/word/2006/wordml" mc:Ignorable="w14 w15 w16se w16cid w16 w16cex w16sdtdh w16sdtfl w16du wp14">
   <w:endnote w:type="separator" w:id="-1">
     <w:p>
       <w:r>
@@ -4659,7 +4659,7 @@
 </file>
 
 <file path=word/footer1.xml><?xml version="1.0" encoding="utf-8"?>
-<w:ftr xmlns:wpc="http://schemas.microsoft.com/office/word/2010/wordprocessingCanvas" xmlns:cx="http://schemas.microsoft.com/office/drawing/2014/chartex" xmlns:cx1="http://schemas.microsoft.com/office/drawing/2015/9/8/chartex" xmlns:cx2="http://schemas.microsoft.com/office/drawing/2015/10/21/chartex" xmlns:cx3="http://schemas.microsoft.com/office/drawing/2016/5/9/chartex" xmlns:cx4="http://schemas.microsoft.com/office/drawing/2016/5/10/chartex" xmlns:cx5="http://schemas.microsoft.com/office/drawing/2016/5/11/chartex" xmlns:cx6="http://schemas.microsoft.com/office/drawing/2016/5/12/chartex" xmlns:cx7="http://schemas.microsoft.com/office/drawing/2016/5/13/chartex" xmlns:cx8="http://schemas.microsoft.com/office/drawing/2016/5/14/chartex" xmlns:mc="http://schemas.openxmlformats.org/markup-compatibility/2006" xmlns:aink="http://schemas.microsoft.com/office/drawing/2016/ink" xmlns:am3d="http://schemas.microsoft.com/office/drawing/2017/model3d" xmlns:o="urn:schemas-microsoft-com:office:office" xmlns:oel="http://schemas.microsoft.com/office/2019/extlst" xmlns:r="http://schemas.openxmlformats.org/officeDocument/2006/relationships" xmlns:m="http://schemas.openxmlformats.org/officeDocument/2006/math" xmlns:v="urn:schemas-microsoft-com:vml" xmlns:wp14="http://schemas.microsoft.com/office/word/2010/wordprocessingDrawing" xmlns:wp="http://schemas.openxmlformats.org/drawingml/2006/wordprocessingDrawing" xmlns:w10="urn:schemas-microsoft-com:office:word" xmlns:w="http://schemas.openxmlformats.org/wordprocessingml/2006/main" xmlns:w14="http://schemas.microsoft.com/office/word/2010/wordml" xmlns:w15="http://schemas.microsoft.com/office/word/2012/wordml" xmlns:w16cex="http://schemas.microsoft.com/office/word/2018/wordml/cex" xmlns:w16cid="http://schemas.microsoft.com/office/word/2016/wordml/cid" xmlns:w16="http://schemas.microsoft.com/office/word/2018/wordml" xmlns:w16du="http://schemas.microsoft.com/office/word/2023/wordml/word16du" xmlns:w16sdtdh="http://schemas.microsoft.com/office/word/2020/wordml/sdtdatahash" xmlns:w16sdtfl="http://schemas.microsoft.com/office/word/2024/wordml/sdtformatlock" xmlns:w16se="http://schemas.microsoft.com/office/word/2015/wordml/symex" xmlns:wpg="http://schemas.microsoft.com/office/word/2010/wordprocessingGroup" xmlns:wpi="http://schemas.microsoft.com/office/word/2010/wordprocessingInk" xmlns:wne="http://schemas.microsoft.com/office/word/2006/wordml" xmlns:wps="http://schemas.microsoft.com/office/word/2010/wordprocessingShape" mc:Ignorable="w14 w15 w16se w16cid w16 w16cex w16sdtdh w16sdtfl w16du wp14">
+<w:ftr xmlns:wpc="http://schemas.microsoft.com/office/word/2010/wordprocessingCanvas" xmlns:cx="http://schemas.microsoft.com/office/drawing/2014/chartex" xmlns:cx1="http://schemas.microsoft.com/office/drawing/2015/9/8/chartex" xmlns:cx2="http://schemas.microsoft.com/office/drawing/2015/10/21/chartex" xmlns:cx3="http://schemas.microsoft.com/office/drawing/2016/5/9/chartex" xmlns:cx4="http://schemas.microsoft.com/office/drawing/2016/5/10/chartex" xmlns:cx5="http://schemas.microsoft.com/office/drawing/2016/5/11/chartex" xmlns:cx6="http://schemas.microsoft.com/office/drawing/2016/5/12/chartex" xmlns:cx7="http://schemas.microsoft.com/office/drawing/2016/5/13/chartex" xmlns:cx8="http://schemas.microsoft.com/office/drawing/2016/5/14/chartex" xmlns:mc="http://schemas.openxmlformats.org/markup-compatibility/2006" xmlns:m="http://schemas.openxmlformats.org/officeDocument/2006/math" xmlns:aink="http://schemas.microsoft.com/office/drawing/2016/ink" xmlns:am3d="http://schemas.microsoft.com/office/drawing/2017/model3d" xmlns:oel="http://schemas.microsoft.com/office/2019/extlst" xmlns:r="http://schemas.openxmlformats.org/officeDocument/2006/relationships" xmlns:wp14="http://schemas.microsoft.com/office/word/2010/wordprocessingDrawing" xmlns:wp="http://schemas.openxmlformats.org/drawingml/2006/wordprocessingDrawing" xmlns:wpg="http://schemas.microsoft.com/office/word/2010/wordprocessingGroup" xmlns:wpi="http://schemas.microsoft.com/office/word/2010/wordprocessingInk" xmlns:wps="http://schemas.microsoft.com/office/word/2010/wordprocessingShape" xmlns:o="urn:schemas-microsoft-com:office:office" xmlns:v="urn:schemas-microsoft-com:vml" xmlns:w10="urn:schemas-microsoft-com:office:word" xmlns:w="http://schemas.openxmlformats.org/wordprocessingml/2006/main" xmlns:w14="http://schemas.microsoft.com/office/word/2010/wordml" xmlns:w15="http://schemas.microsoft.com/office/word/2012/wordml" xmlns:w16cex="http://schemas.microsoft.com/office/word/2018/wordml/cex" xmlns:w16cid="http://schemas.microsoft.com/office/word/2016/wordml/cid" xmlns:w16="http://schemas.microsoft.com/office/word/2018/wordml" xmlns:w16sdtdh="http://schemas.microsoft.com/office/word/2020/wordml/sdtdatahash" xmlns:w16sdtfl="http://schemas.microsoft.com/office/word/2024/wordml/sdtformatlock" xmlns:w16se="http://schemas.microsoft.com/office/word/2015/wordml/symex" xmlns:w16du="http://schemas.microsoft.com/office/word/2023/wordml/word16du" xmlns:wne="http://schemas.microsoft.com/office/word/2006/wordml" mc:Ignorable="w14 w15 w16se w16cid w16 w16cex w16sdtdh w16sdtfl w16du wp14">
   <w:p>
     <w:pPr>
       <w:pStyle w:val="Footer"/>
@@ -4669,7 +4669,7 @@
 </file>
 
 <file path=word/footer2.xml><?xml version="1.0" encoding="utf-8"?>
-<w:ftr xmlns:wpc="http://schemas.microsoft.com/office/word/2010/wordprocessingCanvas" xmlns:cx="http://schemas.microsoft.com/office/drawing/2014/chartex" xmlns:cx1="http://schemas.microsoft.com/office/drawing/2015/9/8/chartex" xmlns:cx2="http://schemas.microsoft.com/office/drawing/2015/10/21/chartex" xmlns:cx3="http://schemas.microsoft.com/office/drawing/2016/5/9/chartex" xmlns:cx4="http://schemas.microsoft.com/office/drawing/2016/5/10/chartex" xmlns:cx5="http://schemas.microsoft.com/office/drawing/2016/5/11/chartex" xmlns:cx6="http://schemas.microsoft.com/office/drawing/2016/5/12/chartex" xmlns:cx7="http://schemas.microsoft.com/office/drawing/2016/5/13/chartex" xmlns:cx8="http://schemas.microsoft.com/office/drawing/2016/5/14/chartex" xmlns:mc="http://schemas.openxmlformats.org/markup-compatibility/2006" xmlns:aink="http://schemas.microsoft.com/office/drawing/2016/ink" xmlns:am3d="http://schemas.microsoft.com/office/drawing/2017/model3d" xmlns:o="urn:schemas-microsoft-com:office:office" xmlns:oel="http://schemas.microsoft.com/office/2019/extlst" xmlns:r="http://schemas.openxmlformats.org/officeDocument/2006/relationships" xmlns:m="http://schemas.openxmlformats.org/officeDocument/2006/math" xmlns:v="urn:schemas-microsoft-com:vml" xmlns:wp14="http://schemas.microsoft.com/office/word/2010/wordprocessingDrawing" xmlns:wp="http://schemas.openxmlformats.org/drawingml/2006/wordprocessingDrawing" xmlns:w10="urn:schemas-microsoft-com:office:word" xmlns:w="http://schemas.openxmlformats.org/wordprocessingml/2006/main" xmlns:w14="http://schemas.microsoft.com/office/word/2010/wordml" xmlns:w15="http://schemas.microsoft.com/office/word/2012/wordml" xmlns:w16cex="http://schemas.microsoft.com/office/word/2018/wordml/cex" xmlns:w16cid="http://schemas.microsoft.com/office/word/2016/wordml/cid" xmlns:w16="http://schemas.microsoft.com/office/word/2018/wordml" xmlns:w16du="http://schemas.microsoft.com/office/word/2023/wordml/word16du" xmlns:w16sdtdh="http://schemas.microsoft.com/office/word/2020/wordml/sdtdatahash" xmlns:w16sdtfl="http://schemas.microsoft.com/office/word/2024/wordml/sdtformatlock" xmlns:w16se="http://schemas.microsoft.com/office/word/2015/wordml/symex" xmlns:wpg="http://schemas.microsoft.com/office/word/2010/wordprocessingGroup" xmlns:wpi="http://schemas.microsoft.com/office/word/2010/wordprocessingInk" xmlns:wne="http://schemas.microsoft.com/office/word/2006/wordml" xmlns:wps="http://schemas.microsoft.com/office/word/2010/wordprocessingShape" mc:Ignorable="w14 w15 w16se w16cid w16 w16cex w16sdtdh w16sdtfl w16du wp14">
+<w:ftr xmlns:wpc="http://schemas.microsoft.com/office/word/2010/wordprocessingCanvas" xmlns:cx="http://schemas.microsoft.com/office/drawing/2014/chartex" xmlns:cx1="http://schemas.microsoft.com/office/drawing/2015/9/8/chartex" xmlns:cx2="http://schemas.microsoft.com/office/drawing/2015/10/21/chartex" xmlns:cx3="http://schemas.microsoft.com/office/drawing/2016/5/9/chartex" xmlns:cx4="http://schemas.microsoft.com/office/drawing/2016/5/10/chartex" xmlns:cx5="http://schemas.microsoft.com/office/drawing/2016/5/11/chartex" xmlns:cx6="http://schemas.microsoft.com/office/drawing/2016/5/12/chartex" xmlns:cx7="http://schemas.microsoft.com/office/drawing/2016/5/13/chartex" xmlns:cx8="http://schemas.microsoft.com/office/drawing/2016/5/14/chartex" xmlns:mc="http://schemas.openxmlformats.org/markup-compatibility/2006" xmlns:m="http://schemas.openxmlformats.org/officeDocument/2006/math" xmlns:aink="http://schemas.microsoft.com/office/drawing/2016/ink" xmlns:am3d="http://schemas.microsoft.com/office/drawing/2017/model3d" xmlns:oel="http://schemas.microsoft.com/office/2019/extlst" xmlns:r="http://schemas.openxmlformats.org/officeDocument/2006/relationships" xmlns:wp14="http://schemas.microsoft.com/office/word/2010/wordprocessingDrawing" xmlns:wp="http://schemas.openxmlformats.org/drawingml/2006/wordprocessingDrawing" xmlns:wpg="http://schemas.microsoft.com/office/word/2010/wordprocessingGroup" xmlns:wpi="http://schemas.microsoft.com/office/word/2010/wordprocessingInk" xmlns:wps="http://schemas.microsoft.com/office/word/2010/wordprocessingShape" xmlns:o="urn:schemas-microsoft-com:office:office" xmlns:v="urn:schemas-microsoft-com:vml" xmlns:w10="urn:schemas-microsoft-com:office:word" xmlns:w="http://schemas.openxmlformats.org/wordprocessingml/2006/main" xmlns:w14="http://schemas.microsoft.com/office/word/2010/wordml" xmlns:w15="http://schemas.microsoft.com/office/word/2012/wordml" xmlns:w16cex="http://schemas.microsoft.com/office/word/2018/wordml/cex" xmlns:w16cid="http://schemas.microsoft.com/office/word/2016/wordml/cid" xmlns:w16="http://schemas.microsoft.com/office/word/2018/wordml" xmlns:w16sdtdh="http://schemas.microsoft.com/office/word/2020/wordml/sdtdatahash" xmlns:w16sdtfl="http://schemas.microsoft.com/office/word/2024/wordml/sdtformatlock" xmlns:w16se="http://schemas.microsoft.com/office/word/2015/wordml/symex" xmlns:w16du="http://schemas.microsoft.com/office/word/2023/wordml/word16du" xmlns:wne="http://schemas.microsoft.com/office/word/2006/wordml" mc:Ignorable="w14 w15 w16se w16cid w16 w16cex w16sdtdh w16sdtfl w16du wp14">
   <w:p>
     <w:pPr>
       <w:pStyle w:val="Footer"/>
@@ -4862,7 +4862,7 @@
 </file>
 
 <file path=word/footer3.xml><?xml version="1.0" encoding="utf-8"?>
-<w:ftr xmlns:wpc="http://schemas.microsoft.com/office/word/2010/wordprocessingCanvas" xmlns:cx="http://schemas.microsoft.com/office/drawing/2014/chartex" xmlns:cx1="http://schemas.microsoft.com/office/drawing/2015/9/8/chartex" xmlns:cx2="http://schemas.microsoft.com/office/drawing/2015/10/21/chartex" xmlns:cx3="http://schemas.microsoft.com/office/drawing/2016/5/9/chartex" xmlns:cx4="http://schemas.microsoft.com/office/drawing/2016/5/10/chartex" xmlns:cx5="http://schemas.microsoft.com/office/drawing/2016/5/11/chartex" xmlns:cx6="http://schemas.microsoft.com/office/drawing/2016/5/12/chartex" xmlns:cx7="http://schemas.microsoft.com/office/drawing/2016/5/13/chartex" xmlns:cx8="http://schemas.microsoft.com/office/drawing/2016/5/14/chartex" xmlns:mc="http://schemas.openxmlformats.org/markup-compatibility/2006" xmlns:aink="http://schemas.microsoft.com/office/drawing/2016/ink" xmlns:am3d="http://schemas.microsoft.com/office/drawing/2017/model3d" xmlns:o="urn:schemas-microsoft-com:office:office" xmlns:oel="http://schemas.microsoft.com/office/2019/extlst" xmlns:r="http://schemas.openxmlformats.org/officeDocument/2006/relationships" xmlns:m="http://schemas.openxmlformats.org/officeDocument/2006/math" xmlns:v="urn:schemas-microsoft-com:vml" xmlns:wp14="http://schemas.microsoft.com/office/word/2010/wordprocessingDrawing" xmlns:wp="http://schemas.openxmlformats.org/drawingml/2006/wordprocessingDrawing" xmlns:w10="urn:schemas-microsoft-com:office:word" xmlns:w="http://schemas.openxmlformats.org/wordprocessingml/2006/main" xmlns:w14="http://schemas.microsoft.com/office/word/2010/wordml" xmlns:w15="http://schemas.microsoft.com/office/word/2012/wordml" xmlns:w16cex="http://schemas.microsoft.com/office/word/2018/wordml/cex" xmlns:w16cid="http://schemas.microsoft.com/office/word/2016/wordml/cid" xmlns:w16="http://schemas.microsoft.com/office/word/2018/wordml" xmlns:w16du="http://schemas.microsoft.com/office/word/2023/wordml/word16du" xmlns:w16sdtdh="http://schemas.microsoft.com/office/word/2020/wordml/sdtdatahash" xmlns:w16sdtfl="http://schemas.microsoft.com/office/word/2024/wordml/sdtformatlock" xmlns:w16se="http://schemas.microsoft.com/office/word/2015/wordml/symex" xmlns:wpg="http://schemas.microsoft.com/office/word/2010/wordprocessingGroup" xmlns:wpi="http://schemas.microsoft.com/office/word/2010/wordprocessingInk" xmlns:wne="http://schemas.microsoft.com/office/word/2006/wordml" xmlns:wps="http://schemas.microsoft.com/office/word/2010/wordprocessingShape" mc:Ignorable="w14 w15 w16se w16cid w16 w16cex w16sdtdh w16sdtfl w16du wp14">
+<w:ftr xmlns:wpc="http://schemas.microsoft.com/office/word/2010/wordprocessingCanvas" xmlns:cx="http://schemas.microsoft.com/office/drawing/2014/chartex" xmlns:cx1="http://schemas.microsoft.com/office/drawing/2015/9/8/chartex" xmlns:cx2="http://schemas.microsoft.com/office/drawing/2015/10/21/chartex" xmlns:cx3="http://schemas.microsoft.com/office/drawing/2016/5/9/chartex" xmlns:cx4="http://schemas.microsoft.com/office/drawing/2016/5/10/chartex" xmlns:cx5="http://schemas.microsoft.com/office/drawing/2016/5/11/chartex" xmlns:cx6="http://schemas.microsoft.com/office/drawing/2016/5/12/chartex" xmlns:cx7="http://schemas.microsoft.com/office/drawing/2016/5/13/chartex" xmlns:cx8="http://schemas.microsoft.com/office/drawing/2016/5/14/chartex" xmlns:mc="http://schemas.openxmlformats.org/markup-compatibility/2006" xmlns:m="http://schemas.openxmlformats.org/officeDocument/2006/math" xmlns:aink="http://schemas.microsoft.com/office/drawing/2016/ink" xmlns:am3d="http://schemas.microsoft.com/office/drawing/2017/model3d" xmlns:oel="http://schemas.microsoft.com/office/2019/extlst" xmlns:r="http://schemas.openxmlformats.org/officeDocument/2006/relationships" xmlns:wp14="http://schemas.microsoft.com/office/word/2010/wordprocessingDrawing" xmlns:wp="http://schemas.openxmlformats.org/drawingml/2006/wordprocessingDrawing" xmlns:wpg="http://schemas.microsoft.com/office/word/2010/wordprocessingGroup" xmlns:wpi="http://schemas.microsoft.com/office/word/2010/wordprocessingInk" xmlns:wps="http://schemas.microsoft.com/office/word/2010/wordprocessingShape" xmlns:o="urn:schemas-microsoft-com:office:office" xmlns:v="urn:schemas-microsoft-com:vml" xmlns:w10="urn:schemas-microsoft-com:office:word" xmlns:w="http://schemas.openxmlformats.org/wordprocessingml/2006/main" xmlns:w14="http://schemas.microsoft.com/office/word/2010/wordml" xmlns:w15="http://schemas.microsoft.com/office/word/2012/wordml" xmlns:w16cex="http://schemas.microsoft.com/office/word/2018/wordml/cex" xmlns:w16cid="http://schemas.microsoft.com/office/word/2016/wordml/cid" xmlns:w16="http://schemas.microsoft.com/office/word/2018/wordml" xmlns:w16sdtdh="http://schemas.microsoft.com/office/word/2020/wordml/sdtdatahash" xmlns:w16sdtfl="http://schemas.microsoft.com/office/word/2024/wordml/sdtformatlock" xmlns:w16se="http://schemas.microsoft.com/office/word/2015/wordml/symex" xmlns:w16du="http://schemas.microsoft.com/office/word/2023/wordml/word16du" xmlns:wne="http://schemas.microsoft.com/office/word/2006/wordml" mc:Ignorable="w14 w15 w16se w16cid w16 w16cex w16sdtdh w16sdtfl w16du wp14">
   <w:p>
     <w:pPr>
       <w:pStyle w:val="Footer"/>
@@ -4872,7 +4872,7 @@
 </file>
 
 <file path=word/footnotes.xml><?xml version="1.0" encoding="utf-8"?>
-<w:footnotes xmlns:wpc="http://schemas.microsoft.com/office/word/2010/wordprocessingCanvas" xmlns:cx="http://schemas.microsoft.com/office/drawing/2014/chartex" xmlns:cx1="http://schemas.microsoft.com/office/drawing/2015/9/8/chartex" xmlns:cx2="http://schemas.microsoft.com/office/drawing/2015/10/21/chartex" xmlns:cx3="http://schemas.microsoft.com/office/drawing/2016/5/9/chartex" xmlns:cx4="http://schemas.microsoft.com/office/drawing/2016/5/10/chartex" xmlns:cx5="http://schemas.microsoft.com/office/drawing/2016/5/11/chartex" xmlns:cx6="http://schemas.microsoft.com/office/drawing/2016/5/12/chartex" xmlns:cx7="http://schemas.microsoft.com/office/drawing/2016/5/13/chartex" xmlns:cx8="http://schemas.microsoft.com/office/drawing/2016/5/14/chartex" xmlns:mc="http://schemas.openxmlformats.org/markup-compatibility/2006" xmlns:aink="http://schemas.microsoft.com/office/drawing/2016/ink" xmlns:am3d="http://schemas.microsoft.com/office/drawing/2017/model3d" xmlns:o="urn:schemas-microsoft-com:office:office" xmlns:oel="http://schemas.microsoft.com/office/2019/extlst" xmlns:r="http://schemas.openxmlformats.org/officeDocument/2006/relationships" xmlns:m="http://schemas.openxmlformats.org/officeDocument/2006/math" xmlns:v="urn:schemas-microsoft-com:vml" xmlns:wp14="http://schemas.microsoft.com/office/word/2010/wordprocessingDrawing" xmlns:wp="http://schemas.openxmlformats.org/drawingml/2006/wordprocessingDrawing" xmlns:w10="urn:schemas-microsoft-com:office:word" xmlns:w="http://schemas.openxmlformats.org/wordprocessingml/2006/main" xmlns:w14="http://schemas.microsoft.com/office/word/2010/wordml" xmlns:w15="http://schemas.microsoft.com/office/word/2012/wordml" xmlns:w16cex="http://schemas.microsoft.com/office/word/2018/wordml/cex" xmlns:w16cid="http://schemas.microsoft.com/office/word/2016/wordml/cid" xmlns:w16="http://schemas.microsoft.com/office/word/2018/wordml" xmlns:w16du="http://schemas.microsoft.com/office/word/2023/wordml/word16du" xmlns:w16sdtdh="http://schemas.microsoft.com/office/word/2020/wordml/sdtdatahash" xmlns:w16sdtfl="http://schemas.microsoft.com/office/word/2024/wordml/sdtformatlock" xmlns:w16se="http://schemas.microsoft.com/office/word/2015/wordml/symex" xmlns:wpg="http://schemas.microsoft.com/office/word/2010/wordprocessingGroup" xmlns:wpi="http://schemas.microsoft.com/office/word/2010/wordprocessingInk" xmlns:wne="http://schemas.microsoft.com/office/word/2006/wordml" xmlns:wps="http://schemas.microsoft.com/office/word/2010/wordprocessingShape" mc:Ignorable="w14 w15 w16se w16cid w16 w16cex w16sdtdh w16sdtfl w16du wp14">
+<w:footnotes xmlns:wpc="http://schemas.microsoft.com/office/word/2010/wordprocessingCanvas" xmlns:cx="http://schemas.microsoft.com/office/drawing/2014/chartex" xmlns:cx1="http://schemas.microsoft.com/office/drawing/2015/9/8/chartex" xmlns:cx2="http://schemas.microsoft.com/office/drawing/2015/10/21/chartex" xmlns:cx3="http://schemas.microsoft.com/office/drawing/2016/5/9/chartex" xmlns:cx4="http://schemas.microsoft.com/office/drawing/2016/5/10/chartex" xmlns:cx5="http://schemas.microsoft.com/office/drawing/2016/5/11/chartex" xmlns:cx6="http://schemas.microsoft.com/office/drawing/2016/5/12/chartex" xmlns:cx7="http://schemas.microsoft.com/office/drawing/2016/5/13/chartex" xmlns:cx8="http://schemas.microsoft.com/office/drawing/2016/5/14/chartex" xmlns:mc="http://schemas.openxmlformats.org/markup-compatibility/2006" xmlns:m="http://schemas.openxmlformats.org/officeDocument/2006/math" xmlns:aink="http://schemas.microsoft.com/office/drawing/2016/ink" xmlns:am3d="http://schemas.microsoft.com/office/drawing/2017/model3d" xmlns:oel="http://schemas.microsoft.com/office/2019/extlst" xmlns:r="http://schemas.openxmlformats.org/officeDocument/2006/relationships" xmlns:wp14="http://schemas.microsoft.com/office/word/2010/wordprocessingDrawing" xmlns:wp="http://schemas.openxmlformats.org/drawingml/2006/wordprocessingDrawing" xmlns:wpg="http://schemas.microsoft.com/office/word/2010/wordprocessingGroup" xmlns:wpi="http://schemas.microsoft.com/office/word/2010/wordprocessingInk" xmlns:wps="http://schemas.microsoft.com/office/word/2010/wordprocessingShape" xmlns:o="urn:schemas-microsoft-com:office:office" xmlns:v="urn:schemas-microsoft-com:vml" xmlns:w10="urn:schemas-microsoft-com:office:word" xmlns:w="http://schemas.openxmlformats.org/wordprocessingml/2006/main" xmlns:w14="http://schemas.microsoft.com/office/word/2010/wordml" xmlns:w15="http://schemas.microsoft.com/office/word/2012/wordml" xmlns:w16cex="http://schemas.microsoft.com/office/word/2018/wordml/cex" xmlns:w16cid="http://schemas.microsoft.com/office/word/2016/wordml/cid" xmlns:w16="http://schemas.microsoft.com/office/word/2018/wordml" xmlns:w16sdtdh="http://schemas.microsoft.com/office/word/2020/wordml/sdtdatahash" xmlns:w16sdtfl="http://schemas.microsoft.com/office/word/2024/wordml/sdtformatlock" xmlns:w16se="http://schemas.microsoft.com/office/word/2015/wordml/symex" xmlns:w16du="http://schemas.microsoft.com/office/word/2023/wordml/word16du" xmlns:wne="http://schemas.microsoft.com/office/word/2006/wordml" mc:Ignorable="w14 w15 w16se w16cid w16 w16cex w16sdtdh w16sdtfl w16du wp14">
   <w:footnote w:type="separator" w:id="-1">
     <w:p>
       <w:r>
@@ -4891,7 +4891,7 @@
 </file>
 
 <file path=word/header1.xml><?xml version="1.0" encoding="utf-8"?>
-<w:hdr xmlns:wpc="http://schemas.microsoft.com/office/word/2010/wordprocessingCanvas" xmlns:cx="http://schemas.microsoft.com/office/drawing/2014/chartex" xmlns:cx1="http://schemas.microsoft.com/office/drawing/2015/9/8/chartex" xmlns:cx2="http://schemas.microsoft.com/office/drawing/2015/10/21/chartex" xmlns:cx3="http://schemas.microsoft.com/office/drawing/2016/5/9/chartex" xmlns:cx4="http://schemas.microsoft.com/office/drawing/2016/5/10/chartex" xmlns:cx5="http://schemas.microsoft.com/office/drawing/2016/5/11/chartex" xmlns:cx6="http://schemas.microsoft.com/office/drawing/2016/5/12/chartex" xmlns:cx7="http://schemas.microsoft.com/office/drawing/2016/5/13/chartex" xmlns:cx8="http://schemas.microsoft.com/office/drawing/2016/5/14/chartex" xmlns:mc="http://schemas.openxmlformats.org/markup-compatibility/2006" xmlns:aink="http://schemas.microsoft.com/office/drawing/2016/ink" xmlns:am3d="http://schemas.microsoft.com/office/drawing/2017/model3d" xmlns:o="urn:schemas-microsoft-com:office:office" xmlns:oel="http://schemas.microsoft.com/office/2019/extlst" xmlns:r="http://schemas.openxmlformats.org/officeDocument/2006/relationships" xmlns:m="http://schemas.openxmlformats.org/officeDocument/2006/math" xmlns:v="urn:schemas-microsoft-com:vml" xmlns:wp14="http://schemas.microsoft.com/office/word/2010/wordprocessingDrawing" xmlns:wp="http://schemas.openxmlformats.org/drawingml/2006/wordprocessingDrawing" xmlns:w10="urn:schemas-microsoft-com:office:word" xmlns:w="http://schemas.openxmlformats.org/wordprocessingml/2006/main" xmlns:w14="http://schemas.microsoft.com/office/word/2010/wordml" xmlns:w15="http://schemas.microsoft.com/office/word/2012/wordml" xmlns:w16cex="http://schemas.microsoft.com/office/word/2018/wordml/cex" xmlns:w16cid="http://schemas.microsoft.com/office/word/2016/wordml/cid" xmlns:w16="http://schemas.microsoft.com/office/word/2018/wordml" xmlns:w16du="http://schemas.microsoft.com/office/word/2023/wordml/word16du" xmlns:w16sdtdh="http://schemas.microsoft.com/office/word/2020/wordml/sdtdatahash" xmlns:w16sdtfl="http://schemas.microsoft.com/office/word/2024/wordml/sdtformatlock" xmlns:w16se="http://schemas.microsoft.com/office/word/2015/wordml/symex" xmlns:wpg="http://schemas.microsoft.com/office/word/2010/wordprocessingGroup" xmlns:wpi="http://schemas.microsoft.com/office/word/2010/wordprocessingInk" xmlns:wne="http://schemas.microsoft.com/office/word/2006/wordml" xmlns:wps="http://schemas.microsoft.com/office/word/2010/wordprocessingShape" mc:Ignorable="w14 w15 w16se w16cid w16 w16cex w16sdtdh w16sdtfl w16du wp14">
+<w:hdr xmlns:wpc="http://schemas.microsoft.com/office/word/2010/wordprocessingCanvas" xmlns:cx="http://schemas.microsoft.com/office/drawing/2014/chartex" xmlns:cx1="http://schemas.microsoft.com/office/drawing/2015/9/8/chartex" xmlns:cx2="http://schemas.microsoft.com/office/drawing/2015/10/21/chartex" xmlns:cx3="http://schemas.microsoft.com/office/drawing/2016/5/9/chartex" xmlns:cx4="http://schemas.microsoft.com/office/drawing/2016/5/10/chartex" xmlns:cx5="http://schemas.microsoft.com/office/drawing/2016/5/11/chartex" xmlns:cx6="http://schemas.microsoft.com/office/drawing/2016/5/12/chartex" xmlns:cx7="http://schemas.microsoft.com/office/drawing/2016/5/13/chartex" xmlns:cx8="http://schemas.microsoft.com/office/drawing/2016/5/14/chartex" xmlns:mc="http://schemas.openxmlformats.org/markup-compatibility/2006" xmlns:m="http://schemas.openxmlformats.org/officeDocument/2006/math" xmlns:aink="http://schemas.microsoft.com/office/drawing/2016/ink" xmlns:am3d="http://schemas.microsoft.com/office/drawing/2017/model3d" xmlns:oel="http://schemas.microsoft.com/office/2019/extlst" xmlns:r="http://schemas.openxmlformats.org/officeDocument/2006/relationships" xmlns:wp14="http://schemas.microsoft.com/office/word/2010/wordprocessingDrawing" xmlns:wp="http://schemas.openxmlformats.org/drawingml/2006/wordprocessingDrawing" xmlns:wpg="http://schemas.microsoft.com/office/word/2010/wordprocessingGroup" xmlns:wpi="http://schemas.microsoft.com/office/word/2010/wordprocessingInk" xmlns:wps="http://schemas.microsoft.com/office/word/2010/wordprocessingShape" xmlns:o="urn:schemas-microsoft-com:office:office" xmlns:v="urn:schemas-microsoft-com:vml" xmlns:w10="urn:schemas-microsoft-com:office:word" xmlns:w="http://schemas.openxmlformats.org/wordprocessingml/2006/main" xmlns:w14="http://schemas.microsoft.com/office/word/2010/wordml" xmlns:w15="http://schemas.microsoft.com/office/word/2012/wordml" xmlns:w16cex="http://schemas.microsoft.com/office/word/2018/wordml/cex" xmlns:w16cid="http://schemas.microsoft.com/office/word/2016/wordml/cid" xmlns:w16="http://schemas.microsoft.com/office/word/2018/wordml" xmlns:w16sdtdh="http://schemas.microsoft.com/office/word/2020/wordml/sdtdatahash" xmlns:w16sdtfl="http://schemas.microsoft.com/office/word/2024/wordml/sdtformatlock" xmlns:w16se="http://schemas.microsoft.com/office/word/2015/wordml/symex" xmlns:w16du="http://schemas.microsoft.com/office/word/2023/wordml/word16du" xmlns:wne="http://schemas.microsoft.com/office/word/2006/wordml" mc:Ignorable="w14 w15 w16se w16cid w16 w16cex w16sdtdh w16sdtfl w16du wp14">
   <w:p>
     <w:pPr>
       <w:pStyle w:val="Header"/>
@@ -4901,7 +4901,7 @@
 </file>
 
 <file path=word/header2.xml><?xml version="1.0" encoding="utf-8"?>
-<w:hdr xmlns:wpc="http://schemas.microsoft.com/office/word/2010/wordprocessingCanvas" xmlns:cx="http://schemas.microsoft.com/office/drawing/2014/chartex" xmlns:cx1="http://schemas.microsoft.com/office/drawing/2015/9/8/chartex" xmlns:cx2="http://schemas.microsoft.com/office/drawing/2015/10/21/chartex" xmlns:cx3="http://schemas.microsoft.com/office/drawing/2016/5/9/chartex" xmlns:cx4="http://schemas.microsoft.com/office/drawing/2016/5/10/chartex" xmlns:cx5="http://schemas.microsoft.com/office/drawing/2016/5/11/chartex" xmlns:cx6="http://schemas.microsoft.com/office/drawing/2016/5/12/chartex" xmlns:cx7="http://schemas.microsoft.com/office/drawing/2016/5/13/chartex" xmlns:cx8="http://schemas.microsoft.com/office/drawing/2016/5/14/chartex" xmlns:mc="http://schemas.openxmlformats.org/markup-compatibility/2006" xmlns:aink="http://schemas.microsoft.com/office/drawing/2016/ink" xmlns:am3d="http://schemas.microsoft.com/office/drawing/2017/model3d" xmlns:o="urn:schemas-microsoft-com:office:office" xmlns:oel="http://schemas.microsoft.com/office/2019/extlst" xmlns:r="http://schemas.openxmlformats.org/officeDocument/2006/relationships" xmlns:m="http://schemas.openxmlformats.org/officeDocument/2006/math" xmlns:v="urn:schemas-microsoft-com:vml" xmlns:wp14="http://schemas.microsoft.com/office/word/2010/wordprocessingDrawing" xmlns:wp="http://schemas.openxmlformats.org/drawingml/2006/wordprocessingDrawing" xmlns:w10="urn:schemas-microsoft-com:office:word" xmlns:w="http://schemas.openxmlformats.org/wordprocessingml/2006/main" xmlns:w14="http://schemas.microsoft.com/office/word/2010/wordml" xmlns:w15="http://schemas.microsoft.com/office/word/2012/wordml" xmlns:w16cex="http://schemas.microsoft.com/office/word/2018/wordml/cex" xmlns:w16cid="http://schemas.microsoft.com/office/word/2016/wordml/cid" xmlns:w16="http://schemas.microsoft.com/office/word/2018/wordml" xmlns:w16du="http://schemas.microsoft.com/office/word/2023/wordml/word16du" xmlns:w16sdtdh="http://schemas.microsoft.com/office/word/2020/wordml/sdtdatahash" xmlns:w16sdtfl="http://schemas.microsoft.com/office/word/2024/wordml/sdtformatlock" xmlns:w16se="http://schemas.microsoft.com/office/word/2015/wordml/symex" xmlns:wpg="http://schemas.microsoft.com/office/word/2010/wordprocessingGroup" xmlns:wpi="http://schemas.microsoft.com/office/word/2010/wordprocessingInk" xmlns:wne="http://schemas.microsoft.com/office/word/2006/wordml" xmlns:wps="http://schemas.microsoft.com/office/word/2010/wordprocessingShape" mc:Ignorable="w14 w15 w16se w16cid w16 w16cex w16sdtdh w16sdtfl w16du wp14">
+<w:hdr xmlns:wpc="http://schemas.microsoft.com/office/word/2010/wordprocessingCanvas" xmlns:cx="http://schemas.microsoft.com/office/drawing/2014/chartex" xmlns:cx1="http://schemas.microsoft.com/office/drawing/2015/9/8/chartex" xmlns:cx2="http://schemas.microsoft.com/office/drawing/2015/10/21/chartex" xmlns:cx3="http://schemas.microsoft.com/office/drawing/2016/5/9/chartex" xmlns:cx4="http://schemas.microsoft.com/office/drawing/2016/5/10/chartex" xmlns:cx5="http://schemas.microsoft.com/office/drawing/2016/5/11/chartex" xmlns:cx6="http://schemas.microsoft.com/office/drawing/2016/5/12/chartex" xmlns:cx7="http://schemas.microsoft.com/office/drawing/2016/5/13/chartex" xmlns:cx8="http://schemas.microsoft.com/office/drawing/2016/5/14/chartex" xmlns:mc="http://schemas.openxmlformats.org/markup-compatibility/2006" xmlns:m="http://schemas.openxmlformats.org/officeDocument/2006/math" xmlns:aink="http://schemas.microsoft.com/office/drawing/2016/ink" xmlns:am3d="http://schemas.microsoft.com/office/drawing/2017/model3d" xmlns:oel="http://schemas.microsoft.com/office/2019/extlst" xmlns:r="http://schemas.openxmlformats.org/officeDocument/2006/relationships" xmlns:wp14="http://schemas.microsoft.com/office/word/2010/wordprocessingDrawing" xmlns:wp="http://schemas.openxmlformats.org/drawingml/2006/wordprocessingDrawing" xmlns:wpg="http://schemas.microsoft.com/office/word/2010/wordprocessingGroup" xmlns:wpi="http://schemas.microsoft.com/office/word/2010/wordprocessingInk" xmlns:wps="http://schemas.microsoft.com/office/word/2010/wordprocessingShape" xmlns:o="urn:schemas-microsoft-com:office:office" xmlns:v="urn:schemas-microsoft-com:vml" xmlns:w10="urn:schemas-microsoft-com:office:word" xmlns:w="http://schemas.openxmlformats.org/wordprocessingml/2006/main" xmlns:w14="http://schemas.microsoft.com/office/word/2010/wordml" xmlns:w15="http://schemas.microsoft.com/office/word/2012/wordml" xmlns:w16cex="http://schemas.microsoft.com/office/word/2018/wordml/cex" xmlns:w16cid="http://schemas.microsoft.com/office/word/2016/wordml/cid" xmlns:w16="http://schemas.microsoft.com/office/word/2018/wordml" xmlns:w16sdtdh="http://schemas.microsoft.com/office/word/2020/wordml/sdtdatahash" xmlns:w16sdtfl="http://schemas.microsoft.com/office/word/2024/wordml/sdtformatlock" xmlns:w16se="http://schemas.microsoft.com/office/word/2015/wordml/symex" xmlns:w16du="http://schemas.microsoft.com/office/word/2023/wordml/word16du" xmlns:wne="http://schemas.microsoft.com/office/word/2006/wordml" mc:Ignorable="w14 w15 w16se w16cid w16 w16cex w16sdtdh w16sdtfl w16du wp14">
   <w:p>
     <w:pPr>
       <w:pStyle w:val="Header"/>
@@ -4952,7 +4952,7 @@
 </file>
 
 <file path=word/header3.xml><?xml version="1.0" encoding="utf-8"?>
-<w:hdr xmlns:wpc="http://schemas.microsoft.com/office/word/2010/wordprocessingCanvas" xmlns:cx="http://schemas.microsoft.com/office/drawing/2014/chartex" xmlns:cx1="http://schemas.microsoft.com/office/drawing/2015/9/8/chartex" xmlns:cx2="http://schemas.microsoft.com/office/drawing/2015/10/21/chartex" xmlns:cx3="http://schemas.microsoft.com/office/drawing/2016/5/9/chartex" xmlns:cx4="http://schemas.microsoft.com/office/drawing/2016/5/10/chartex" xmlns:cx5="http://schemas.microsoft.com/office/drawing/2016/5/11/chartex" xmlns:cx6="http://schemas.microsoft.com/office/drawing/2016/5/12/chartex" xmlns:cx7="http://schemas.microsoft.com/office/drawing/2016/5/13/chartex" xmlns:cx8="http://schemas.microsoft.com/office/drawing/2016/5/14/chartex" xmlns:mc="http://schemas.openxmlformats.org/markup-compatibility/2006" xmlns:aink="http://schemas.microsoft.com/office/drawing/2016/ink" xmlns:am3d="http://schemas.microsoft.com/office/drawing/2017/model3d" xmlns:o="urn:schemas-microsoft-com:office:office" xmlns:oel="http://schemas.microsoft.com/office/2019/extlst" xmlns:r="http://schemas.openxmlformats.org/officeDocument/2006/relationships" xmlns:m="http://schemas.openxmlformats.org/officeDocument/2006/math" xmlns:v="urn:schemas-microsoft-com:vml" xmlns:wp14="http://schemas.microsoft.com/office/word/2010/wordprocessingDrawing" xmlns:wp="http://schemas.openxmlformats.org/drawingml/2006/wordprocessingDrawing" xmlns:w10="urn:schemas-microsoft-com:office:word" xmlns:w="http://schemas.openxmlformats.org/wordprocessingml/2006/main" xmlns:w14="http://schemas.microsoft.com/office/word/2010/wordml" xmlns:w15="http://schemas.microsoft.com/office/word/2012/wordml" xmlns:w16cex="http://schemas.microsoft.com/office/word/2018/wordml/cex" xmlns:w16cid="http://schemas.microsoft.com/office/word/2016/wordml/cid" xmlns:w16="http://schemas.microsoft.com/office/word/2018/wordml" xmlns:w16du="http://schemas.microsoft.com/office/word/2023/wordml/word16du" xmlns:w16sdtdh="http://schemas.microsoft.com/office/word/2020/wordml/sdtdatahash" xmlns:w16sdtfl="http://schemas.microsoft.com/office/word/2024/wordml/sdtformatlock" xmlns:w16se="http://schemas.microsoft.com/office/word/2015/wordml/symex" xmlns:wpg="http://schemas.microsoft.com/office/word/2010/wordprocessingGroup" xmlns:wpi="http://schemas.microsoft.com/office/word/2010/wordprocessingInk" xmlns:wne="http://schemas.microsoft.com/office/word/2006/wordml" xmlns:wps="http://schemas.microsoft.com/office/word/2010/wordprocessingShape" mc:Ignorable="w14 w15 w16se w16cid w16 w16cex w16sdtdh w16sdtfl w16du wp14">
+<w:hdr xmlns:wpc="http://schemas.microsoft.com/office/word/2010/wordprocessingCanvas" xmlns:cx="http://schemas.microsoft.com/office/drawing/2014/chartex" xmlns:cx1="http://schemas.microsoft.com/office/drawing/2015/9/8/chartex" xmlns:cx2="http://schemas.microsoft.com/office/drawing/2015/10/21/chartex" xmlns:cx3="http://schemas.microsoft.com/office/drawing/2016/5/9/chartex" xmlns:cx4="http://schemas.microsoft.com/office/drawing/2016/5/10/chartex" xmlns:cx5="http://schemas.microsoft.com/office/drawing/2016/5/11/chartex" xmlns:cx6="http://schemas.microsoft.com/office/drawing/2016/5/12/chartex" xmlns:cx7="http://schemas.microsoft.com/office/drawing/2016/5/13/chartex" xmlns:cx8="http://schemas.microsoft.com/office/drawing/2016/5/14/chartex" xmlns:mc="http://schemas.openxmlformats.org/markup-compatibility/2006" xmlns:m="http://schemas.openxmlformats.org/officeDocument/2006/math" xmlns:aink="http://schemas.microsoft.com/office/drawing/2016/ink" xmlns:am3d="http://schemas.microsoft.com/office/drawing/2017/model3d" xmlns:oel="http://schemas.microsoft.com/office/2019/extlst" xmlns:r="http://schemas.openxmlformats.org/officeDocument/2006/relationships" xmlns:wp14="http://schemas.microsoft.com/office/word/2010/wordprocessingDrawing" xmlns:wp="http://schemas.openxmlformats.org/drawingml/2006/wordprocessingDrawing" xmlns:wpg="http://schemas.microsoft.com/office/word/2010/wordprocessingGroup" xmlns:wpi="http://schemas.microsoft.com/office/word/2010/wordprocessingInk" xmlns:wps="http://schemas.microsoft.com/office/word/2010/wordprocessingShape" xmlns:o="urn:schemas-microsoft-com:office:office" xmlns:v="urn:schemas-microsoft-com:vml" xmlns:w10="urn:schemas-microsoft-com:office:word" xmlns:w="http://schemas.openxmlformats.org/wordprocessingml/2006/main" xmlns:w14="http://schemas.microsoft.com/office/word/2010/wordml" xmlns:w15="http://schemas.microsoft.com/office/word/2012/wordml" xmlns:w16cex="http://schemas.microsoft.com/office/word/2018/wordml/cex" xmlns:w16cid="http://schemas.microsoft.com/office/word/2016/wordml/cid" xmlns:w16="http://schemas.microsoft.com/office/word/2018/wordml" xmlns:w16sdtdh="http://schemas.microsoft.com/office/word/2020/wordml/sdtdatahash" xmlns:w16sdtfl="http://schemas.microsoft.com/office/word/2024/wordml/sdtformatlock" xmlns:w16se="http://schemas.microsoft.com/office/word/2015/wordml/symex" xmlns:w16du="http://schemas.microsoft.com/office/word/2023/wordml/word16du" xmlns:wne="http://schemas.microsoft.com/office/word/2006/wordml" mc:Ignorable="w14 w15 w16se w16cid w16 w16cex w16sdtdh w16sdtfl w16du wp14">
   <w:p>
     <w:pPr>
       <w:pStyle w:val="Header"/>
@@ -4962,7 +4962,7 @@
 </file>
 
 <file path=word/numbering.xml><?xml version="1.0" encoding="utf-8"?>
-<w:numbering xmlns:wpc="http://schemas.microsoft.com/office/word/2010/wordprocessingCanvas" xmlns:cx="http://schemas.microsoft.com/office/drawing/2014/chartex" xmlns:cx1="http://schemas.microsoft.com/office/drawing/2015/9/8/chartex" xmlns:cx2="http://schemas.microsoft.com/office/drawing/2015/10/21/chartex" xmlns:cx3="http://schemas.microsoft.com/office/drawing/2016/5/9/chartex" xmlns:cx4="http://schemas.microsoft.com/office/drawing/2016/5/10/chartex" xmlns:cx5="http://schemas.microsoft.com/office/drawing/2016/5/11/chartex" xmlns:cx6="http://schemas.microsoft.com/office/drawing/2016/5/12/chartex" xmlns:cx7="http://schemas.microsoft.com/office/drawing/2016/5/13/chartex" xmlns:cx8="http://schemas.microsoft.com/office/drawing/2016/5/14/chartex" xmlns:mc="http://schemas.openxmlformats.org/markup-compatibility/2006" xmlns:aink="http://schemas.microsoft.com/office/drawing/2016/ink" xmlns:am3d="http://schemas.microsoft.com/office/drawing/2017/model3d" xmlns:o="urn:schemas-microsoft-com:office:office" xmlns:oel="http://schemas.microsoft.com/office/2019/extlst" xmlns:r="http://schemas.openxmlformats.org/officeDocument/2006/relationships" xmlns:m="http://schemas.openxmlformats.org/officeDocument/2006/math" xmlns:v="urn:schemas-microsoft-com:vml" xmlns:wp14="http://schemas.microsoft.com/office/word/2010/wordprocessingDrawing" xmlns:wp="http://schemas.openxmlformats.org/drawingml/2006/wordprocessingDrawing" xmlns:w10="urn:schemas-microsoft-com:office:word" xmlns:w="http://schemas.openxmlformats.org/wordprocessingml/2006/main" xmlns:w14="http://schemas.microsoft.com/office/word/2010/wordml" xmlns:w15="http://schemas.microsoft.com/office/word/2012/wordml" xmlns:w16cex="http://schemas.microsoft.com/office/word/2018/wordml/cex" xmlns:w16cid="http://schemas.microsoft.com/office/word/2016/wordml/cid" xmlns:w16="http://schemas.microsoft.com/office/word/2018/wordml" xmlns:w16du="http://schemas.microsoft.com/office/word/2023/wordml/word16du" xmlns:w16sdtdh="http://schemas.microsoft.com/office/word/2020/wordml/sdtdatahash" xmlns:w16sdtfl="http://schemas.microsoft.com/office/word/2024/wordml/sdtformatlock" xmlns:w16se="http://schemas.microsoft.com/office/word/2015/wordml/symex" xmlns:wpg="http://schemas.microsoft.com/office/word/2010/wordprocessingGroup" xmlns:wpi="http://schemas.microsoft.com/office/word/2010/wordprocessingInk" xmlns:wne="http://schemas.microsoft.com/office/word/2006/wordml" xmlns:wps="http://schemas.microsoft.com/office/word/2010/wordprocessingShape" mc:Ignorable="w14 w15 w16se w16cid w16 w16cex w16sdtdh w16sdtfl w16du wp14">
+<w:numbering xmlns:wpc="http://schemas.microsoft.com/office/word/2010/wordprocessingCanvas" xmlns:cx="http://schemas.microsoft.com/office/drawing/2014/chartex" xmlns:cx1="http://schemas.microsoft.com/office/drawing/2015/9/8/chartex" xmlns:cx2="http://schemas.microsoft.com/office/drawing/2015/10/21/chartex" xmlns:cx3="http://schemas.microsoft.com/office/drawing/2016/5/9/chartex" xmlns:cx4="http://schemas.microsoft.com/office/drawing/2016/5/10/chartex" xmlns:cx5="http://schemas.microsoft.com/office/drawing/2016/5/11/chartex" xmlns:cx6="http://schemas.microsoft.com/office/drawing/2016/5/12/chartex" xmlns:cx7="http://schemas.microsoft.com/office/drawing/2016/5/13/chartex" xmlns:cx8="http://schemas.microsoft.com/office/drawing/2016/5/14/chartex" xmlns:mc="http://schemas.openxmlformats.org/markup-compatibility/2006" xmlns:m="http://schemas.openxmlformats.org/officeDocument/2006/math" xmlns:aink="http://schemas.microsoft.com/office/drawing/2016/ink" xmlns:am3d="http://schemas.microsoft.com/office/drawing/2017/model3d" xmlns:oel="http://schemas.microsoft.com/office/2019/extlst" xmlns:r="http://schemas.openxmlformats.org/officeDocument/2006/relationships" xmlns:wp14="http://schemas.microsoft.com/office/word/2010/wordprocessingDrawing" xmlns:wp="http://schemas.openxmlformats.org/drawingml/2006/wordprocessingDrawing" xmlns:wpg="http://schemas.microsoft.com/office/word/2010/wordprocessingGroup" xmlns:wpi="http://schemas.microsoft.com/office/word/2010/wordprocessingInk" xmlns:wps="http://schemas.microsoft.com/office/word/2010/wordprocessingShape" xmlns:o="urn:schemas-microsoft-com:office:office" xmlns:v="urn:schemas-microsoft-com:vml" xmlns:w10="urn:schemas-microsoft-com:office:word" xmlns:w="http://schemas.openxmlformats.org/wordprocessingml/2006/main" xmlns:w14="http://schemas.microsoft.com/office/word/2010/wordml" xmlns:w15="http://schemas.microsoft.com/office/word/2012/wordml" xmlns:w16cex="http://schemas.microsoft.com/office/word/2018/wordml/cex" xmlns:w16cid="http://schemas.microsoft.com/office/word/2016/wordml/cid" xmlns:w16="http://schemas.microsoft.com/office/word/2018/wordml" xmlns:w16sdtdh="http://schemas.microsoft.com/office/word/2020/wordml/sdtdatahash" xmlns:w16sdtfl="http://schemas.microsoft.com/office/word/2024/wordml/sdtformatlock" xmlns:w16se="http://schemas.microsoft.com/office/word/2015/wordml/symex" xmlns:w16du="http://schemas.microsoft.com/office/word/2023/wordml/word16du" xmlns:wne="http://schemas.microsoft.com/office/word/2006/wordml" mc:Ignorable="w14 w15 w16se w16cid w16 w16cex w16sdtdh w16sdtfl w16du wp14">
   <w:abstractNum w:abstractNumId="0" w15:restartNumberingAfterBreak="0">
     <w:nsid w:val="FFFFFF1D"/>
     <w:multiLevelType w:val="multilevel"/>
@@ -6426,7 +6426,7 @@
 </file>
 
 <file path=word/styles.xml><?xml version="1.0" encoding="utf-8"?>
-<w:styles xmlns:mc="http://schemas.openxmlformats.org/markup-compatibility/2006" xmlns:r="http://schemas.openxmlformats.org/officeDocument/2006/relationships" xmlns:w="http://schemas.openxmlformats.org/wordprocessingml/2006/main" xmlns:w14="http://schemas.microsoft.com/office/word/2010/wordml" xmlns:w15="http://schemas.microsoft.com/office/word/2012/wordml" xmlns:w16cex="http://schemas.microsoft.com/office/word/2018/wordml/cex" xmlns:w16cid="http://schemas.microsoft.com/office/word/2016/wordml/cid" xmlns:w16="http://schemas.microsoft.com/office/word/2018/wordml" xmlns:w16du="http://schemas.microsoft.com/office/word/2023/wordml/word16du" xmlns:w16sdtdh="http://schemas.microsoft.com/office/word/2020/wordml/sdtdatahash" xmlns:w16sdtfl="http://schemas.microsoft.com/office/word/2024/wordml/sdtformatlock" xmlns:w16se="http://schemas.microsoft.com/office/word/2015/wordml/symex" mc:Ignorable="w14 w15 w16se w16cid w16 w16cex w16sdtdh w16sdtfl w16du">
+<w:styles xmlns:mc="http://schemas.openxmlformats.org/markup-compatibility/2006" xmlns:r="http://schemas.openxmlformats.org/officeDocument/2006/relationships" xmlns:w="http://schemas.openxmlformats.org/wordprocessingml/2006/main" xmlns:w14="http://schemas.microsoft.com/office/word/2010/wordml" xmlns:w15="http://schemas.microsoft.com/office/word/2012/wordml" xmlns:w16cex="http://schemas.microsoft.com/office/word/2018/wordml/cex" xmlns:w16cid="http://schemas.microsoft.com/office/word/2016/wordml/cid" xmlns:w16="http://schemas.microsoft.com/office/word/2018/wordml" xmlns:w16sdtdh="http://schemas.microsoft.com/office/word/2020/wordml/sdtdatahash" xmlns:w16sdtfl="http://schemas.microsoft.com/office/word/2024/wordml/sdtformatlock" xmlns:w16se="http://schemas.microsoft.com/office/word/2015/wordml/symex" xmlns:w16du="http://schemas.microsoft.com/office/word/2023/wordml/word16du" mc:Ignorable="w14 w15 w16se w16cid w16 w16cex w16sdtdh w16sdtfl w16du">
   <w:docDefaults>
     <w:rPrDefault>
       <w:rPr>

--- a/content/support-access/access/Cirrus-TA-PumpPriming-form.docx
+++ b/content/support-access/access/Cirrus-TA-PumpPriming-form.docx
@@ -91,7 +91,7 @@
                         <a:effectLst/>
                         <a:extLst>
                           <a:ext uri="{C572A759-6A51-4108-AA02-DFA0A04FC94B}">
-                            <ma14:wrappingTextBoxFlag xmlns:ma14="http://schemas.microsoft.com/office/mac/drawingml/2011/main" xmlns:w="http://schemas.openxmlformats.org/wordprocessingml/2006/main" xmlns:w10="urn:schemas-microsoft-com:office:word" xmlns:v="urn:schemas-microsoft-com:vml" xmlns:o="urn:schemas-microsoft-com:office:office" xmlns:mv="urn:schemas-microsoft-com:mac:vml" xmlns:mo="http://schemas.microsoft.com/office/mac/office/2008/main" xmlns=""/>
+                            <ma14:wrappingTextBoxFlag xmlns="" xmlns:mo="http://schemas.microsoft.com/office/mac/office/2008/main" xmlns:mv="urn:schemas-microsoft-com:mac:vml" xmlns:o="urn:schemas-microsoft-com:office:office" xmlns:v="urn:schemas-microsoft-com:vml" xmlns:w10="urn:schemas-microsoft-com:office:word" xmlns:w="http://schemas.openxmlformats.org/wordprocessingml/2006/main" xmlns:ma14="http://schemas.microsoft.com/office/mac/drawingml/2011/main"/>
                           </a:ext>
                         </a:extLst>
                       </wps:spPr>
@@ -3517,15 +3517,7 @@
           <w:b/>
           <w:bCs/>
         </w:rPr>
-        <w:t>State the category of data that will be uploaded/generated on Cirrus</w:t>
-      </w:r>
-      <w:r>
-        <w:rPr>
-          <w:rFonts w:asciiTheme="minorHAnsi" w:hAnsiTheme="minorHAnsi" w:cs="Arial"/>
-          <w:b/>
-          <w:bCs/>
-        </w:rPr>
-        <w:t xml:space="preserve"> from the categories described at</w:t>
+        <w:t>Please confirm whether the data uploaded/generated on Cirrus requires any special controls as described at</w:t>
       </w:r>
       <w:r>
         <w:rPr>
@@ -3570,6 +3562,22 @@
         </w:rPr>
         <w:t>If you need to, please include details of relevant data usage agreements with your access request.</w:t>
       </w:r>
+      <w:r>
+        <w:rPr>
+          <w:rFonts w:asciiTheme="minorHAnsi" w:hAnsiTheme="minorHAnsi" w:cs="Arial"/>
+          <w:b/>
+          <w:bCs/>
+        </w:rPr>
+        <w:t xml:space="preserve"> </w:t>
+      </w:r>
+      <w:r>
+        <w:rPr>
+          <w:rFonts w:asciiTheme="minorHAnsi" w:hAnsiTheme="minorHAnsi" w:cs="Arial"/>
+          <w:b/>
+          <w:bCs/>
+        </w:rPr>
+        <w:t>If no special controls are required please just answer "No controlled data".</w:t>
+      </w:r>
     </w:p>
     <w:p>
       <w:pPr>
@@ -3583,35 +3591,49 @@
           <w:rFonts w:asciiTheme="minorHAnsi" w:hAnsiTheme="minorHAnsi" w:cs="Arial"/>
           <w:highlight w:val="cyan"/>
         </w:rPr>
-        <w:t>[Describe what category from the link above your data falls under</w:t>
+        <w:t xml:space="preserve">[Describe </w:t>
       </w:r>
       <w:r>
         <w:rPr>
           <w:rFonts w:asciiTheme="minorHAnsi" w:hAnsiTheme="minorHAnsi" w:cs="Arial"/>
           <w:highlight w:val="cyan"/>
         </w:rPr>
-        <w:t xml:space="preserve"> and, if required provide links to relevant data usage agreements</w:t>
+        <w:t xml:space="preserve">any </w:t>
       </w:r>
       <w:r>
         <w:rPr>
           <w:rFonts w:asciiTheme="minorHAnsi" w:hAnsiTheme="minorHAnsi" w:cs="Arial"/>
           <w:highlight w:val="cyan"/>
         </w:rPr>
-        <w:t>. If your data is not Government Data, Personal Data, Copyrighted Data or Ethically-</w:t>
+        <w:t>special controls required for the data you will be processing on Cirrus</w:t>
       </w:r>
       <w:r>
         <w:rPr>
           <w:rFonts w:asciiTheme="minorHAnsi" w:hAnsiTheme="minorHAnsi" w:cs="Arial"/>
           <w:highlight w:val="cyan"/>
         </w:rPr>
-        <w:t xml:space="preserve">Sensitive Data, you can state </w:t>
+        <w:t>.</w:t>
       </w:r>
       <w:r>
         <w:rPr>
           <w:rFonts w:asciiTheme="minorHAnsi" w:hAnsiTheme="minorHAnsi" w:cs="Arial"/>
           <w:highlight w:val="cyan"/>
         </w:rPr>
-        <w:t>“No sensitive data” in answer to this question.]</w:t>
+        <w:t xml:space="preserve"> </w:t>
+      </w:r>
+      <w:r>
+        <w:rPr>
+          <w:rFonts w:asciiTheme="minorHAnsi" w:hAnsiTheme="minorHAnsi" w:cs="Arial"/>
+          <w:highlight w:val="cyan"/>
+        </w:rPr>
+        <w:t>If no special controls are required please just answer "No controlled data".</w:t>
+      </w:r>
+      <w:r>
+        <w:rPr>
+          <w:rFonts w:asciiTheme="minorHAnsi" w:hAnsiTheme="minorHAnsi" w:cs="Arial"/>
+          <w:highlight w:val="cyan"/>
+        </w:rPr>
+        <w:t>]</w:t>
       </w:r>
     </w:p>
     <w:p>
@@ -6871,7 +6893,6 @@
   <w:style w:type="character" w:default="1" w:styleId="DefaultParagraphFont">
     <w:name w:val="Default Paragraph Font"/>
     <w:uiPriority w:val="1"/>
-    <w:semiHidden/>
     <w:unhideWhenUsed/>
   </w:style>
   <w:style w:type="table" w:default="1" w:styleId="TableNormal">

--- a/content/support-access/access/Cirrus-TA-PumpPriming-form.docx
+++ b/content/support-access/access/Cirrus-TA-PumpPriming-form.docx
@@ -91,7 +91,7 @@
                         <a:effectLst/>
                         <a:extLst>
                           <a:ext uri="{C572A759-6A51-4108-AA02-DFA0A04FC94B}">
-                            <ma14:wrappingTextBoxFlag xmlns="" xmlns:mo="http://schemas.microsoft.com/office/mac/office/2008/main" xmlns:mv="urn:schemas-microsoft-com:mac:vml" xmlns:o="urn:schemas-microsoft-com:office:office" xmlns:v="urn:schemas-microsoft-com:vml" xmlns:w10="urn:schemas-microsoft-com:office:word" xmlns:w="http://schemas.openxmlformats.org/wordprocessingml/2006/main" xmlns:ma14="http://schemas.microsoft.com/office/mac/drawingml/2011/main"/>
+                            <ma14:wrappingTextBoxFlag xmlns:ma14="http://schemas.microsoft.com/office/mac/drawingml/2011/main" xmlns:w="http://schemas.openxmlformats.org/wordprocessingml/2006/main" xmlns:w10="urn:schemas-microsoft-com:office:word" xmlns:v="urn:schemas-microsoft-com:vml" xmlns:o="urn:schemas-microsoft-com:office:office" xmlns:mv="urn:schemas-microsoft-com:mac:vml" xmlns:mo="http://schemas.microsoft.com/office/mac/office/2008/main" xmlns=""/>
                           </a:ext>
                         </a:extLst>
                       </wps:spPr>
@@ -3544,7 +3544,7 @@
           <w:b/>
           <w:bCs/>
         </w:rPr>
-        <w:t>?</w:t>
+        <w:t>.</w:t>
       </w:r>
       <w:r>
         <w:rPr>
@@ -6893,6 +6893,7 @@
   <w:style w:type="character" w:default="1" w:styleId="DefaultParagraphFont">
     <w:name w:val="Default Paragraph Font"/>
     <w:uiPriority w:val="1"/>
+    <w:semiHidden/>
     <w:unhideWhenUsed/>
   </w:style>
   <w:style w:type="table" w:default="1" w:styleId="TableNormal">
